--- a/Лаба 1/Отчёт.docx
+++ b/Лаба 1/Отчёт.docx
@@ -102,22 +102,13 @@
         </w:rPr>
         <w:t>Cos(</w:t>
       </w:r>
-      <w:proofErr w:type="spellStart"/>
       <w:proofErr w:type="gramEnd"/>
       <w:r>
         <w:rPr>
           <w:sz w:val="28"/>
           <w:szCs w:val="28"/>
         </w:rPr>
-        <w:t>Arctg</w:t>
-      </w:r>
-      <w:proofErr w:type="spellEnd"/>
-      <w:r>
-        <w:rPr>
-          <w:sz w:val="28"/>
-          <w:szCs w:val="28"/>
-        </w:rPr>
-        <w:t>(x)). При некорректном вводе выдавать сообщение об ошибке и повторять запрос.</w:t>
+        <w:t>Arctg(x)). При некорректном вводе выдавать сообщение об ошибке и повторять запрос.</w:t>
       </w:r>
     </w:p>
     <w:p>
@@ -142,39 +133,7 @@
           <w:sz w:val="28"/>
           <w:szCs w:val="28"/>
         </w:rPr>
-        <w:t xml:space="preserve">Для точки с координатами (x, y), введёнными с клавиатуры, определить, принадлежит ли она области, заданной системой неравенств x ≥ 0, x ≤ 5, y ≥ -7, y ≤ 5 - x (результат — логическое значение </w:t>
-      </w:r>
-      <w:proofErr w:type="spellStart"/>
-      <w:r>
-        <w:rPr>
-          <w:sz w:val="28"/>
-          <w:szCs w:val="28"/>
-        </w:rPr>
-        <w:t>true</w:t>
-      </w:r>
-      <w:proofErr w:type="spellEnd"/>
-      <w:r>
-        <w:rPr>
-          <w:sz w:val="28"/>
-          <w:szCs w:val="28"/>
-        </w:rPr>
-        <w:t>/</w:t>
-      </w:r>
-      <w:proofErr w:type="spellStart"/>
-      <w:r>
-        <w:rPr>
-          <w:sz w:val="28"/>
-          <w:szCs w:val="28"/>
-        </w:rPr>
-        <w:t>false</w:t>
-      </w:r>
-      <w:proofErr w:type="spellEnd"/>
-      <w:r>
-        <w:rPr>
-          <w:sz w:val="28"/>
-          <w:szCs w:val="28"/>
-        </w:rPr>
-        <w:t>).</w:t>
+        <w:t>Для точки с координатами (x, y), введёнными с клавиатуры, определить, принадлежит ли она области, заданной системой неравенств x ≥ 0, x ≤ 5, y ≥ -7, y ≤ 5 - x (результат — логическое значение true/false).</w:t>
       </w:r>
     </w:p>
     <w:p>
@@ -215,39 +174,7 @@
           <w:sz w:val="28"/>
           <w:szCs w:val="28"/>
         </w:rPr>
-        <w:t xml:space="preserve"> - (a⁴ + 6a²b² + b⁴)) / (-4ab³ - 4a³b) при a = 1000, b = 0.0001, используя два вещественных типа — </w:t>
-      </w:r>
-      <w:proofErr w:type="spellStart"/>
-      <w:r>
-        <w:rPr>
-          <w:sz w:val="28"/>
-          <w:szCs w:val="28"/>
-        </w:rPr>
-        <w:t>float</w:t>
-      </w:r>
-      <w:proofErr w:type="spellEnd"/>
-      <w:r>
-        <w:rPr>
-          <w:sz w:val="28"/>
-          <w:szCs w:val="28"/>
-        </w:rPr>
-        <w:t xml:space="preserve"> и </w:t>
-      </w:r>
-      <w:proofErr w:type="spellStart"/>
-      <w:r>
-        <w:rPr>
-          <w:sz w:val="28"/>
-          <w:szCs w:val="28"/>
-        </w:rPr>
-        <w:t>double</w:t>
-      </w:r>
-      <w:proofErr w:type="spellEnd"/>
-      <w:r>
-        <w:rPr>
-          <w:sz w:val="28"/>
-          <w:szCs w:val="28"/>
-        </w:rPr>
-        <w:t>, и сравнить точность полученных результатов.</w:t>
+        <w:t xml:space="preserve"> - (a⁴ + 6a²b² + b⁴)) / (-4ab³ - 4a³b) при a = 1000, b = 0.0001, используя два вещественных типа — float и double, и сравнить точность полученных результатов.</w:t>
       </w:r>
     </w:p>
     <w:p>
@@ -435,13 +362,8 @@
           </w:tcPr>
           <w:p>
             <w:r>
-              <w:t xml:space="preserve">n не приводится к </w:t>
-            </w:r>
-            <w:proofErr w:type="spellStart"/>
-            <w:r>
-              <w:t>int</w:t>
-            </w:r>
-            <w:proofErr w:type="spellEnd"/>
+              <w:t>n не приводится к int</w:t>
+            </w:r>
           </w:p>
         </w:tc>
         <w:tc>
@@ -475,13 +397,8 @@
           </w:tcPr>
           <w:p>
             <w:r>
-              <w:t xml:space="preserve">m не приводится к </w:t>
-            </w:r>
-            <w:proofErr w:type="spellStart"/>
-            <w:r>
-              <w:t>int</w:t>
-            </w:r>
-            <w:proofErr w:type="spellEnd"/>
+              <w:t>m не приводится к int</w:t>
+            </w:r>
           </w:p>
         </w:tc>
         <w:tc>
@@ -521,14 +438,9 @@
             <w:r>
               <w:t>Cos(</w:t>
             </w:r>
-            <w:proofErr w:type="spellStart"/>
             <w:proofErr w:type="gramEnd"/>
             <w:r>
-              <w:t>Arctg</w:t>
-            </w:r>
-            <w:proofErr w:type="spellEnd"/>
-            <w:r>
-              <w:t>(x)) определён при любом x)</w:t>
+              <w:t>Arctg(x)) определён при любом x)</w:t>
             </w:r>
           </w:p>
         </w:tc>
@@ -541,14 +453,9 @@
             <w:r>
               <w:t>Cos(</w:t>
             </w:r>
-            <w:proofErr w:type="spellStart"/>
             <w:proofErr w:type="gramEnd"/>
             <w:r>
-              <w:t>Arctg</w:t>
-            </w:r>
-            <w:proofErr w:type="spellEnd"/>
-            <w:r>
-              <w:t>(x)) — вещественное число в диапазоне (0; 1]</w:t>
+              <w:t>Arctg(x)) — вещественное число в диапазоне (0; 1]</w:t>
             </w:r>
           </w:p>
         </w:tc>
@@ -573,13 +480,8 @@
           </w:tcPr>
           <w:p>
             <w:r>
-              <w:t xml:space="preserve">x не приводится к </w:t>
-            </w:r>
-            <w:proofErr w:type="spellStart"/>
-            <w:r>
-              <w:t>double</w:t>
-            </w:r>
-            <w:proofErr w:type="spellEnd"/>
+              <w:t>x не приводится к double</w:t>
+            </w:r>
           </w:p>
         </w:tc>
         <w:tc>
@@ -630,23 +532,7 @@
           <w:sz w:val="28"/>
           <w:szCs w:val="28"/>
         </w:rPr>
-        <w:t xml:space="preserve">1. Ввести n с клавиатуры; если строка не преобразуется в </w:t>
-      </w:r>
-      <w:proofErr w:type="spellStart"/>
-      <w:r>
-        <w:rPr>
-          <w:sz w:val="28"/>
-          <w:szCs w:val="28"/>
-        </w:rPr>
-        <w:t>int</w:t>
-      </w:r>
-      <w:proofErr w:type="spellEnd"/>
-      <w:r>
-        <w:rPr>
-          <w:sz w:val="28"/>
-          <w:szCs w:val="28"/>
-        </w:rPr>
-        <w:t xml:space="preserve"> — вывести сообщение об ошибке и повторить ввод.</w:t>
+        <w:t>1. Ввести n с клавиатуры; если строка не преобразуется в int — вывести сообщение об ошибке и повторить ввод.</w:t>
       </w:r>
     </w:p>
     <w:p>
@@ -695,39 +581,7 @@
           <w:szCs w:val="28"/>
         </w:rPr>
         <w:lastRenderedPageBreak/>
-        <w:t>4. Восстановить n=</w:t>
-      </w:r>
-      <w:proofErr w:type="spellStart"/>
-      <w:r>
-        <w:rPr>
-          <w:sz w:val="28"/>
-          <w:szCs w:val="28"/>
-        </w:rPr>
-        <w:t>nInput</w:t>
-      </w:r>
-      <w:proofErr w:type="spellEnd"/>
-      <w:r>
-        <w:rPr>
-          <w:sz w:val="28"/>
-          <w:szCs w:val="28"/>
-        </w:rPr>
-        <w:t>, m=</w:t>
-      </w:r>
-      <w:proofErr w:type="spellStart"/>
-      <w:r>
-        <w:rPr>
-          <w:sz w:val="28"/>
-          <w:szCs w:val="28"/>
-        </w:rPr>
-        <w:t>mInput</w:t>
-      </w:r>
-      <w:proofErr w:type="spellEnd"/>
-      <w:r>
-        <w:rPr>
-          <w:sz w:val="28"/>
-          <w:szCs w:val="28"/>
-        </w:rPr>
-        <w:t>. Вычислить m--&lt;n (m используется в исходном значении, затем уменьшается на 1) и вывести n, m и результат.</w:t>
+        <w:t>4. Восстановить n=nInput, m=mInput. Вычислить m--&lt;n (m используется в исходном значении, затем уменьшается на 1) и вывести n, m и результат.</w:t>
       </w:r>
     </w:p>
     <w:p>
@@ -743,39 +597,7 @@
           <w:sz w:val="28"/>
           <w:szCs w:val="28"/>
         </w:rPr>
-        <w:t>5. Восстановить n=</w:t>
-      </w:r>
-      <w:proofErr w:type="spellStart"/>
-      <w:r>
-        <w:rPr>
-          <w:sz w:val="28"/>
-          <w:szCs w:val="28"/>
-        </w:rPr>
-        <w:t>nInput</w:t>
-      </w:r>
-      <w:proofErr w:type="spellEnd"/>
-      <w:r>
-        <w:rPr>
-          <w:sz w:val="28"/>
-          <w:szCs w:val="28"/>
-        </w:rPr>
-        <w:t>, m=</w:t>
-      </w:r>
-      <w:proofErr w:type="spellStart"/>
-      <w:r>
-        <w:rPr>
-          <w:sz w:val="28"/>
-          <w:szCs w:val="28"/>
-        </w:rPr>
-        <w:t>mInput</w:t>
-      </w:r>
-      <w:proofErr w:type="spellEnd"/>
-      <w:r>
-        <w:rPr>
-          <w:sz w:val="28"/>
-          <w:szCs w:val="28"/>
-        </w:rPr>
-        <w:t>. Вычислить ++</w:t>
+        <w:t>5. Восстановить n=nInput, m=mInput. Вычислить ++</w:t>
       </w:r>
       <w:proofErr w:type="gramStart"/>
       <w:r>
@@ -807,23 +629,7 @@
           <w:sz w:val="28"/>
           <w:szCs w:val="28"/>
         </w:rPr>
-        <w:t xml:space="preserve">6. Ввести x аналогично n (с проверкой </w:t>
-      </w:r>
-      <w:proofErr w:type="spellStart"/>
-      <w:r>
-        <w:rPr>
-          <w:sz w:val="28"/>
-          <w:szCs w:val="28"/>
-        </w:rPr>
-        <w:t>TryParse</w:t>
-      </w:r>
-      <w:proofErr w:type="spellEnd"/>
-      <w:r>
-        <w:rPr>
-          <w:sz w:val="28"/>
-          <w:szCs w:val="28"/>
-        </w:rPr>
-        <w:t xml:space="preserve"> и повтором при ошибке).</w:t>
+        <w:t>6. Ввести x аналогично n (с проверкой TryParse и повтором при ошибке).</w:t>
       </w:r>
     </w:p>
     <w:p>
@@ -849,22 +655,13 @@
         </w:rPr>
         <w:t>Cos(</w:t>
       </w:r>
-      <w:proofErr w:type="spellStart"/>
       <w:proofErr w:type="gramEnd"/>
       <w:r>
         <w:rPr>
           <w:sz w:val="28"/>
           <w:szCs w:val="28"/>
         </w:rPr>
-        <w:t>Atan</w:t>
-      </w:r>
-      <w:proofErr w:type="spellEnd"/>
-      <w:r>
-        <w:rPr>
-          <w:sz w:val="28"/>
-          <w:szCs w:val="28"/>
-        </w:rPr>
-        <w:t>(x)) и вывести x и результат.</w:t>
+        <w:t>Atan(x)) и вывести x и результат.</w:t>
       </w:r>
     </w:p>
     <w:p>
@@ -1012,21 +809,8 @@
             <w:shd w:val="clear" w:color="auto" w:fill="FFFFFF" w:themeFill="background1"/>
           </w:tcPr>
           <w:p>
-            <w:proofErr w:type="spellStart"/>
-            <w:r>
-              <w:t>true</w:t>
-            </w:r>
-            <w:proofErr w:type="spellEnd"/>
-            <w:r>
-              <w:t xml:space="preserve"> — точка принадлежит области, </w:t>
-            </w:r>
-            <w:proofErr w:type="spellStart"/>
-            <w:r>
-              <w:t>false</w:t>
-            </w:r>
-            <w:proofErr w:type="spellEnd"/>
-            <w:r>
-              <w:t xml:space="preserve"> — не принадлежит</w:t>
+            <w:r>
+              <w:t>true — точка принадлежит области, false — не принадлежит</w:t>
             </w:r>
           </w:p>
         </w:tc>
@@ -1050,13 +834,8 @@
           </w:tcPr>
           <w:p>
             <w:r>
-              <w:t xml:space="preserve">x не приводится к </w:t>
-            </w:r>
-            <w:proofErr w:type="spellStart"/>
-            <w:r>
-              <w:t>double</w:t>
-            </w:r>
-            <w:proofErr w:type="spellEnd"/>
+              <w:t>x не приводится к double</w:t>
+            </w:r>
           </w:p>
         </w:tc>
         <w:tc>
@@ -1090,13 +869,8 @@
           </w:tcPr>
           <w:p>
             <w:r>
-              <w:t xml:space="preserve">y не приводится к </w:t>
-            </w:r>
-            <w:proofErr w:type="spellStart"/>
-            <w:r>
-              <w:t>double</w:t>
-            </w:r>
-            <w:proofErr w:type="spellEnd"/>
+              <w:t>y не приводится к double</w:t>
+            </w:r>
           </w:p>
         </w:tc>
         <w:tc>
@@ -1142,23 +916,7 @@
           <w:sz w:val="28"/>
           <w:szCs w:val="28"/>
         </w:rPr>
-        <w:t xml:space="preserve">1. Ввести x с клавиатуры; если строка не преобразуется в </w:t>
-      </w:r>
-      <w:proofErr w:type="spellStart"/>
-      <w:r>
-        <w:rPr>
-          <w:sz w:val="28"/>
-          <w:szCs w:val="28"/>
-        </w:rPr>
-        <w:t>double</w:t>
-      </w:r>
-      <w:proofErr w:type="spellEnd"/>
-      <w:r>
-        <w:rPr>
-          <w:sz w:val="28"/>
-          <w:szCs w:val="28"/>
-        </w:rPr>
-        <w:t xml:space="preserve"> — вывести сообщение об ошибке и повторить ввод.</w:t>
+        <w:t>1. Ввести x с клавиатуры; если строка не преобразуется в double — вывести сообщение об ошибке и повторить ввод.</w:t>
       </w:r>
     </w:p>
     <w:p>
@@ -1190,23 +948,7 @@
           <w:sz w:val="28"/>
           <w:szCs w:val="28"/>
         </w:rPr>
-        <w:t xml:space="preserve">3. Вычислить логическое выражение </w:t>
-      </w:r>
-      <w:proofErr w:type="spellStart"/>
-      <w:r>
-        <w:rPr>
-          <w:sz w:val="28"/>
-          <w:szCs w:val="28"/>
-        </w:rPr>
-        <w:t>isInside</w:t>
-      </w:r>
-      <w:proofErr w:type="spellEnd"/>
-      <w:r>
-        <w:rPr>
-          <w:sz w:val="28"/>
-          <w:szCs w:val="28"/>
-        </w:rPr>
-        <w:t xml:space="preserve"> = (x≥0) И (x≤5) И (y≥-7) И (y≤5-x).</w:t>
+        <w:t>3. Вычислить логическое выражение isInside = (x≥0) И (x≤5) И (y≥-7) И (y≤5-x).</w:t>
       </w:r>
     </w:p>
     <w:p>
@@ -1222,23 +964,7 @@
           <w:sz w:val="28"/>
           <w:szCs w:val="28"/>
         </w:rPr>
-        <w:t xml:space="preserve">4. Вывести координаты точки и значение </w:t>
-      </w:r>
-      <w:proofErr w:type="spellStart"/>
-      <w:r>
-        <w:rPr>
-          <w:sz w:val="28"/>
-          <w:szCs w:val="28"/>
-        </w:rPr>
-        <w:t>isInside</w:t>
-      </w:r>
-      <w:proofErr w:type="spellEnd"/>
-      <w:r>
-        <w:rPr>
-          <w:sz w:val="28"/>
-          <w:szCs w:val="28"/>
-        </w:rPr>
-        <w:t>.</w:t>
+        <w:t>4. Вывести координаты точки и значение isInside.</w:t>
       </w:r>
     </w:p>
     <w:p>
@@ -1261,36 +987,8 @@
           <w:bCs/>
           <w:color w:val="000000" w:themeColor="text1"/>
         </w:rPr>
-        <w:t xml:space="preserve">4. Задача 3. Сравнение точности </w:t>
-      </w:r>
-      <w:proofErr w:type="spellStart"/>
-      <w:r>
-        <w:rPr>
-          <w:b/>
-          <w:bCs/>
-          <w:color w:val="000000" w:themeColor="text1"/>
-        </w:rPr>
-        <w:t>float</w:t>
-      </w:r>
-      <w:proofErr w:type="spellEnd"/>
-      <w:r>
-        <w:rPr>
-          <w:b/>
-          <w:bCs/>
-          <w:color w:val="000000" w:themeColor="text1"/>
-        </w:rPr>
-        <w:t xml:space="preserve"> и </w:t>
-      </w:r>
-      <w:proofErr w:type="spellStart"/>
-      <w:r>
-        <w:rPr>
-          <w:b/>
-          <w:bCs/>
-          <w:color w:val="000000" w:themeColor="text1"/>
-        </w:rPr>
-        <w:t>double</w:t>
-      </w:r>
-      <w:proofErr w:type="spellEnd"/>
+        <w:t>4. Задача 3. Сравнение точности float и double</w:t>
+      </w:r>
     </w:p>
     <w:p>
       <w:pPr>
@@ -1411,69 +1109,8 @@
             <w:shd w:val="clear" w:color="auto" w:fill="FFFFFF" w:themeFill="background1"/>
           </w:tcPr>
           <w:p>
-            <w:proofErr w:type="spellStart"/>
-            <w:r>
-              <w:t>Result</w:t>
-            </w:r>
-            <w:proofErr w:type="spellEnd"/>
-            <w:r>
-              <w:t xml:space="preserve"> </w:t>
-            </w:r>
-            <w:proofErr w:type="spellStart"/>
-            <w:r>
-              <w:t>for</w:t>
-            </w:r>
-            <w:proofErr w:type="spellEnd"/>
-            <w:r>
-              <w:t xml:space="preserve"> </w:t>
-            </w:r>
-            <w:proofErr w:type="spellStart"/>
-            <w:r>
-              <w:t>float</w:t>
-            </w:r>
-            <w:proofErr w:type="spellEnd"/>
-            <w:r>
-              <w:t xml:space="preserve">: вещественное число (тип </w:t>
-            </w:r>
-            <w:proofErr w:type="spellStart"/>
-            <w:r>
-              <w:t>float</w:t>
-            </w:r>
-            <w:proofErr w:type="spellEnd"/>
-            <w:r>
-              <w:t xml:space="preserve">); </w:t>
-            </w:r>
-            <w:proofErr w:type="spellStart"/>
-            <w:r>
-              <w:t>Result</w:t>
-            </w:r>
-            <w:proofErr w:type="spellEnd"/>
-            <w:r>
-              <w:t xml:space="preserve"> </w:t>
-            </w:r>
-            <w:proofErr w:type="spellStart"/>
-            <w:r>
-              <w:t>for</w:t>
-            </w:r>
-            <w:proofErr w:type="spellEnd"/>
-            <w:r>
-              <w:t xml:space="preserve"> </w:t>
-            </w:r>
-            <w:proofErr w:type="spellStart"/>
-            <w:r>
-              <w:t>double</w:t>
-            </w:r>
-            <w:proofErr w:type="spellEnd"/>
-            <w:r>
-              <w:t xml:space="preserve">: вещественное число (тип </w:t>
-            </w:r>
-            <w:proofErr w:type="spellStart"/>
-            <w:r>
-              <w:t>double</w:t>
-            </w:r>
-            <w:proofErr w:type="spellEnd"/>
-            <w:r>
-              <w:t>)</w:t>
+            <w:r>
+              <w:t>Result for float: вещественное число (тип float); Result for double: вещественное число (тип double)</w:t>
             </w:r>
           </w:p>
         </w:tc>
@@ -1515,25 +1152,7 @@
           <w:sz w:val="28"/>
           <w:szCs w:val="28"/>
         </w:rPr>
-        <w:t xml:space="preserve">1. Задать a=1000.0f, b=0.0001f (тип </w:t>
-      </w:r>
-      <w:proofErr w:type="spellStart"/>
-      <w:r>
-        <w:rPr>
-          <w:color w:val="000000" w:themeColor="text1"/>
-          <w:sz w:val="28"/>
-          <w:szCs w:val="28"/>
-        </w:rPr>
-        <w:t>float</w:t>
-      </w:r>
-      <w:proofErr w:type="spellEnd"/>
-      <w:r>
-        <w:rPr>
-          <w:color w:val="000000" w:themeColor="text1"/>
-          <w:sz w:val="28"/>
-          <w:szCs w:val="28"/>
-        </w:rPr>
-        <w:t>).</w:t>
+        <w:t>1. Задать a=1000.0f, b=0.0001f (тип float).</w:t>
       </w:r>
     </w:p>
     <w:p>
@@ -2028,29 +1647,7 @@
           <w:szCs w:val="18"/>
           <w:lang w:val="en-US"/>
         </w:rPr>
-        <w:t xml:space="preserve"> </w:t>
-      </w:r>
-      <w:proofErr w:type="spellStart"/>
-      <w:r>
-        <w:rPr>
-          <w:rFonts w:ascii="Cascadia Mono" w:hAnsi="Cascadia Mono" w:cs="Cascadia Mono"/>
-          <w:color w:val="000000"/>
-          <w:sz w:val="18"/>
-          <w:szCs w:val="18"/>
-          <w:lang w:val="en-US"/>
-        </w:rPr>
-        <w:t>System.Globalization</w:t>
-      </w:r>
-      <w:proofErr w:type="spellEnd"/>
-      <w:r>
-        <w:rPr>
-          <w:rFonts w:ascii="Cascadia Mono" w:hAnsi="Cascadia Mono" w:cs="Cascadia Mono"/>
-          <w:color w:val="000000"/>
-          <w:sz w:val="18"/>
-          <w:szCs w:val="18"/>
-          <w:lang w:val="en-US"/>
-        </w:rPr>
-        <w:t>;</w:t>
+        <w:t xml:space="preserve"> System.Globalization;</w:t>
       </w:r>
     </w:p>
     <w:p>
@@ -2419,7 +2016,6 @@
         </w:rPr>
         <w:tab/>
       </w:r>
-      <w:proofErr w:type="spellStart"/>
       <w:r>
         <w:rPr>
           <w:rFonts w:ascii="Cascadia Mono" w:hAnsi="Cascadia Mono" w:cs="Cascadia Mono"/>
@@ -2438,20 +2034,8 @@
           <w:szCs w:val="18"/>
           <w:lang w:val="en-US"/>
         </w:rPr>
-        <w:t>.DefaultThreadCurrentCulture</w:t>
-      </w:r>
-      <w:proofErr w:type="spellEnd"/>
-      <w:r>
-        <w:rPr>
-          <w:rFonts w:ascii="Cascadia Mono" w:hAnsi="Cascadia Mono" w:cs="Cascadia Mono"/>
-          <w:color w:val="000000"/>
-          <w:sz w:val="18"/>
-          <w:szCs w:val="18"/>
-          <w:lang w:val="en-US"/>
-        </w:rPr>
-        <w:t xml:space="preserve"> = </w:t>
-      </w:r>
-      <w:proofErr w:type="spellStart"/>
+        <w:t xml:space="preserve">.DefaultThreadCurrentCulture = </w:t>
+      </w:r>
       <w:r>
         <w:rPr>
           <w:rFonts w:ascii="Cascadia Mono" w:hAnsi="Cascadia Mono" w:cs="Cascadia Mono"/>
@@ -2470,18 +2054,7 @@
           <w:szCs w:val="18"/>
           <w:lang w:val="en-US"/>
         </w:rPr>
-        <w:t>.InvariantCulture</w:t>
-      </w:r>
-      <w:proofErr w:type="spellEnd"/>
-      <w:r>
-        <w:rPr>
-          <w:rFonts w:ascii="Cascadia Mono" w:hAnsi="Cascadia Mono" w:cs="Cascadia Mono"/>
-          <w:color w:val="000000"/>
-          <w:sz w:val="18"/>
-          <w:szCs w:val="18"/>
-          <w:lang w:val="en-US"/>
-        </w:rPr>
-        <w:t>;</w:t>
+        <w:t>.InvariantCulture;</w:t>
       </w:r>
     </w:p>
     <w:p>
@@ -2532,7 +2105,6 @@
         </w:rPr>
         <w:tab/>
       </w:r>
-      <w:proofErr w:type="spellStart"/>
       <w:r>
         <w:rPr>
           <w:rFonts w:ascii="Cascadia Mono" w:hAnsi="Cascadia Mono" w:cs="Cascadia Mono"/>
@@ -2551,20 +2123,8 @@
           <w:szCs w:val="18"/>
           <w:lang w:val="en-US"/>
         </w:rPr>
-        <w:t>.DefaultThreadCurrentUICulture</w:t>
-      </w:r>
-      <w:proofErr w:type="spellEnd"/>
-      <w:r>
-        <w:rPr>
-          <w:rFonts w:ascii="Cascadia Mono" w:hAnsi="Cascadia Mono" w:cs="Cascadia Mono"/>
-          <w:color w:val="000000"/>
-          <w:sz w:val="18"/>
-          <w:szCs w:val="18"/>
-          <w:lang w:val="en-US"/>
-        </w:rPr>
-        <w:t xml:space="preserve"> = </w:t>
-      </w:r>
-      <w:proofErr w:type="spellStart"/>
+        <w:t xml:space="preserve">.DefaultThreadCurrentUICulture = </w:t>
+      </w:r>
       <w:r>
         <w:rPr>
           <w:rFonts w:ascii="Cascadia Mono" w:hAnsi="Cascadia Mono" w:cs="Cascadia Mono"/>
@@ -2583,18 +2143,7 @@
           <w:szCs w:val="18"/>
           <w:lang w:val="en-US"/>
         </w:rPr>
-        <w:t>.InvariantCulture</w:t>
-      </w:r>
-      <w:proofErr w:type="spellEnd"/>
-      <w:r>
-        <w:rPr>
-          <w:rFonts w:ascii="Cascadia Mono" w:hAnsi="Cascadia Mono" w:cs="Cascadia Mono"/>
-          <w:color w:val="000000"/>
-          <w:sz w:val="18"/>
-          <w:szCs w:val="18"/>
-          <w:lang w:val="en-US"/>
-        </w:rPr>
-        <w:t>;</w:t>
+        <w:t>.InvariantCulture;</w:t>
       </w:r>
     </w:p>
     <w:p>
@@ -2674,7 +2223,6 @@
         </w:rPr>
         <w:tab/>
       </w:r>
-      <w:proofErr w:type="spellStart"/>
       <w:r>
         <w:rPr>
           <w:rFonts w:ascii="Cascadia Mono" w:hAnsi="Cascadia Mono" w:cs="Cascadia Mono"/>
@@ -2705,7 +2253,6 @@
         </w:rPr>
         <w:t>WriteLine</w:t>
       </w:r>
-      <w:proofErr w:type="spellEnd"/>
       <w:r>
         <w:rPr>
           <w:rFonts w:ascii="Cascadia Mono" w:hAnsi="Cascadia Mono" w:cs="Cascadia Mono"/>
@@ -2854,7 +2401,6 @@
         </w:rPr>
         <w:tab/>
       </w:r>
-      <w:proofErr w:type="spellStart"/>
       <w:r>
         <w:rPr>
           <w:rFonts w:ascii="Cascadia Mono" w:hAnsi="Cascadia Mono" w:cs="Cascadia Mono"/>
@@ -2885,7 +2431,6 @@
         </w:rPr>
         <w:t>WriteLine</w:t>
       </w:r>
-      <w:proofErr w:type="spellEnd"/>
       <w:r>
         <w:rPr>
           <w:rFonts w:ascii="Cascadia Mono" w:hAnsi="Cascadia Mono" w:cs="Cascadia Mono"/>
@@ -2914,18 +2459,7 @@
           <w:szCs w:val="18"/>
           <w:lang w:val="en-US"/>
         </w:rPr>
-        <w:t>\</w:t>
-      </w:r>
-      <w:proofErr w:type="spellStart"/>
-      <w:r>
-        <w:rPr>
-          <w:rFonts w:ascii="Cascadia Mono" w:hAnsi="Cascadia Mono" w:cs="Cascadia Mono"/>
-          <w:color w:val="9E5B71"/>
-          <w:sz w:val="18"/>
-          <w:szCs w:val="18"/>
-          <w:lang w:val="en-US"/>
-        </w:rPr>
-        <w:t>n</w:t>
+        <w:t>\n</w:t>
       </w:r>
       <w:r>
         <w:rPr>
@@ -2935,18 +2469,7 @@
           <w:szCs w:val="18"/>
           <w:lang w:val="en-US"/>
         </w:rPr>
-        <w:t>TASK</w:t>
-      </w:r>
-      <w:proofErr w:type="spellEnd"/>
-      <w:r>
-        <w:rPr>
-          <w:rFonts w:ascii="Cascadia Mono" w:hAnsi="Cascadia Mono" w:cs="Cascadia Mono"/>
-          <w:color w:val="A31515"/>
-          <w:sz w:val="18"/>
-          <w:szCs w:val="18"/>
-          <w:lang w:val="en-US"/>
-        </w:rPr>
-        <w:t xml:space="preserve"> 2"</w:t>
+        <w:t>TASK 2"</w:t>
       </w:r>
       <w:r>
         <w:rPr>
@@ -3076,7 +2599,6 @@
         </w:rPr>
         <w:tab/>
       </w:r>
-      <w:proofErr w:type="spellStart"/>
       <w:r>
         <w:rPr>
           <w:rFonts w:ascii="Cascadia Mono" w:hAnsi="Cascadia Mono" w:cs="Cascadia Mono"/>
@@ -3107,7 +2629,6 @@
         </w:rPr>
         <w:t>WriteLine</w:t>
       </w:r>
-      <w:proofErr w:type="spellEnd"/>
       <w:r>
         <w:rPr>
           <w:rFonts w:ascii="Cascadia Mono" w:hAnsi="Cascadia Mono" w:cs="Cascadia Mono"/>
@@ -3136,18 +2657,7 @@
           <w:szCs w:val="18"/>
           <w:lang w:val="en-US"/>
         </w:rPr>
-        <w:t>\</w:t>
-      </w:r>
-      <w:proofErr w:type="spellStart"/>
-      <w:r>
-        <w:rPr>
-          <w:rFonts w:ascii="Cascadia Mono" w:hAnsi="Cascadia Mono" w:cs="Cascadia Mono"/>
-          <w:color w:val="9E5B71"/>
-          <w:sz w:val="18"/>
-          <w:szCs w:val="18"/>
-          <w:lang w:val="en-US"/>
-        </w:rPr>
-        <w:t>n</w:t>
+        <w:t>\n</w:t>
       </w:r>
       <w:r>
         <w:rPr>
@@ -3157,18 +2667,7 @@
           <w:szCs w:val="18"/>
           <w:lang w:val="en-US"/>
         </w:rPr>
-        <w:t>TASK</w:t>
-      </w:r>
-      <w:proofErr w:type="spellEnd"/>
-      <w:r>
-        <w:rPr>
-          <w:rFonts w:ascii="Cascadia Mono" w:hAnsi="Cascadia Mono" w:cs="Cascadia Mono"/>
-          <w:color w:val="A31515"/>
-          <w:sz w:val="18"/>
-          <w:szCs w:val="18"/>
-          <w:lang w:val="en-US"/>
-        </w:rPr>
-        <w:t xml:space="preserve"> 3"</w:t>
+        <w:t>TASK 3"</w:t>
       </w:r>
       <w:r>
         <w:rPr>
@@ -3546,7 +3045,6 @@
         </w:rPr>
         <w:t xml:space="preserve"> </w:t>
       </w:r>
-      <w:proofErr w:type="spellStart"/>
       <w:r>
         <w:rPr>
           <w:rFonts w:ascii="Cascadia Mono" w:hAnsi="Cascadia Mono" w:cs="Cascadia Mono"/>
@@ -3557,7 +3055,6 @@
         </w:rPr>
         <w:t>nInput</w:t>
       </w:r>
-      <w:proofErr w:type="spellEnd"/>
       <w:r>
         <w:rPr>
           <w:rFonts w:ascii="Cascadia Mono" w:hAnsi="Cascadia Mono" w:cs="Cascadia Mono"/>
@@ -3568,7 +3065,6 @@
         </w:rPr>
         <w:t xml:space="preserve">, </w:t>
       </w:r>
-      <w:proofErr w:type="spellStart"/>
       <w:r>
         <w:rPr>
           <w:rFonts w:ascii="Cascadia Mono" w:hAnsi="Cascadia Mono" w:cs="Cascadia Mono"/>
@@ -3579,7 +3075,6 @@
         </w:rPr>
         <w:t>mInput</w:t>
       </w:r>
-      <w:proofErr w:type="spellEnd"/>
       <w:r>
         <w:rPr>
           <w:rFonts w:ascii="Cascadia Mono" w:hAnsi="Cascadia Mono" w:cs="Cascadia Mono"/>
@@ -3659,7 +3154,6 @@
         </w:rPr>
         <w:t xml:space="preserve"> </w:t>
       </w:r>
-      <w:proofErr w:type="spellStart"/>
       <w:r>
         <w:rPr>
           <w:rFonts w:ascii="Cascadia Mono" w:hAnsi="Cascadia Mono" w:cs="Cascadia Mono"/>
@@ -3670,7 +3164,6 @@
         </w:rPr>
         <w:t>isParsed</w:t>
       </w:r>
-      <w:proofErr w:type="spellEnd"/>
       <w:r>
         <w:rPr>
           <w:rFonts w:ascii="Cascadia Mono" w:hAnsi="Cascadia Mono" w:cs="Cascadia Mono"/>
@@ -3967,7 +3460,6 @@
         </w:rPr>
         <w:tab/>
       </w:r>
-      <w:proofErr w:type="spellStart"/>
       <w:r>
         <w:rPr>
           <w:rFonts w:ascii="Cascadia Mono" w:hAnsi="Cascadia Mono" w:cs="Cascadia Mono"/>
@@ -3998,7 +3490,6 @@
         </w:rPr>
         <w:t>Write</w:t>
       </w:r>
-      <w:proofErr w:type="spellEnd"/>
       <w:r>
         <w:rPr>
           <w:rFonts w:ascii="Cascadia Mono" w:hAnsi="Cascadia Mono" w:cs="Cascadia Mono"/>
@@ -4088,7 +3579,6 @@
         </w:rPr>
         <w:tab/>
       </w:r>
-      <w:proofErr w:type="spellStart"/>
       <w:r>
         <w:rPr>
           <w:rFonts w:ascii="Cascadia Mono" w:hAnsi="Cascadia Mono" w:cs="Cascadia Mono"/>
@@ -4099,7 +3589,6 @@
         </w:rPr>
         <w:t>isParsed</w:t>
       </w:r>
-      <w:proofErr w:type="spellEnd"/>
       <w:r>
         <w:rPr>
           <w:rFonts w:ascii="Cascadia Mono" w:hAnsi="Cascadia Mono" w:cs="Cascadia Mono"/>
@@ -4110,7 +3599,6 @@
         </w:rPr>
         <w:t xml:space="preserve"> = </w:t>
       </w:r>
-      <w:proofErr w:type="spellStart"/>
       <w:proofErr w:type="gramStart"/>
       <w:r>
         <w:rPr>
@@ -4142,7 +3630,6 @@
         </w:rPr>
         <w:t>TryParse</w:t>
       </w:r>
-      <w:proofErr w:type="spellEnd"/>
       <w:proofErr w:type="gramEnd"/>
       <w:r>
         <w:rPr>
@@ -4154,7 +3641,6 @@
         </w:rPr>
         <w:t>(</w:t>
       </w:r>
-      <w:proofErr w:type="spellStart"/>
       <w:r>
         <w:rPr>
           <w:rFonts w:ascii="Cascadia Mono" w:hAnsi="Cascadia Mono" w:cs="Cascadia Mono"/>
@@ -4185,7 +3671,6 @@
         </w:rPr>
         <w:t>ReadLine</w:t>
       </w:r>
-      <w:proofErr w:type="spellEnd"/>
       <w:r>
         <w:rPr>
           <w:rFonts w:ascii="Cascadia Mono" w:hAnsi="Cascadia Mono" w:cs="Cascadia Mono"/>
@@ -4216,7 +3701,6 @@
         </w:rPr>
         <w:t xml:space="preserve"> </w:t>
       </w:r>
-      <w:proofErr w:type="spellStart"/>
       <w:r>
         <w:rPr>
           <w:rFonts w:ascii="Cascadia Mono" w:hAnsi="Cascadia Mono" w:cs="Cascadia Mono"/>
@@ -4227,7 +3711,6 @@
         </w:rPr>
         <w:t>nInput</w:t>
       </w:r>
-      <w:proofErr w:type="spellEnd"/>
       <w:r>
         <w:rPr>
           <w:rFonts w:ascii="Cascadia Mono" w:hAnsi="Cascadia Mono" w:cs="Cascadia Mono"/>
@@ -4319,7 +3802,6 @@
         </w:rPr>
         <w:t>(!</w:t>
       </w:r>
-      <w:proofErr w:type="spellStart"/>
       <w:r>
         <w:rPr>
           <w:rFonts w:ascii="Cascadia Mono" w:hAnsi="Cascadia Mono" w:cs="Cascadia Mono"/>
@@ -4330,7 +3812,6 @@
         </w:rPr>
         <w:t>isParsed</w:t>
       </w:r>
-      <w:proofErr w:type="spellEnd"/>
       <w:proofErr w:type="gramEnd"/>
       <w:r>
         <w:rPr>
@@ -4539,7 +4020,6 @@
         </w:rPr>
         <w:tab/>
       </w:r>
-      <w:proofErr w:type="spellStart"/>
       <w:r>
         <w:rPr>
           <w:rFonts w:ascii="Cascadia Mono" w:hAnsi="Cascadia Mono" w:cs="Cascadia Mono"/>
@@ -4570,7 +4050,6 @@
         </w:rPr>
         <w:t>Write</w:t>
       </w:r>
-      <w:proofErr w:type="spellEnd"/>
       <w:r>
         <w:rPr>
           <w:rFonts w:ascii="Cascadia Mono" w:hAnsi="Cascadia Mono" w:cs="Cascadia Mono"/>
@@ -4660,7 +4139,6 @@
         </w:rPr>
         <w:tab/>
       </w:r>
-      <w:proofErr w:type="spellStart"/>
       <w:r>
         <w:rPr>
           <w:rFonts w:ascii="Cascadia Mono" w:hAnsi="Cascadia Mono" w:cs="Cascadia Mono"/>
@@ -4671,7 +4149,6 @@
         </w:rPr>
         <w:t>isParsed</w:t>
       </w:r>
-      <w:proofErr w:type="spellEnd"/>
       <w:r>
         <w:rPr>
           <w:rFonts w:ascii="Cascadia Mono" w:hAnsi="Cascadia Mono" w:cs="Cascadia Mono"/>
@@ -4682,7 +4159,6 @@
         </w:rPr>
         <w:t xml:space="preserve"> = </w:t>
       </w:r>
-      <w:proofErr w:type="spellStart"/>
       <w:proofErr w:type="gramStart"/>
       <w:r>
         <w:rPr>
@@ -4714,7 +4190,6 @@
         </w:rPr>
         <w:t>TryParse</w:t>
       </w:r>
-      <w:proofErr w:type="spellEnd"/>
       <w:proofErr w:type="gramEnd"/>
       <w:r>
         <w:rPr>
@@ -4726,7 +4201,6 @@
         </w:rPr>
         <w:t>(</w:t>
       </w:r>
-      <w:proofErr w:type="spellStart"/>
       <w:r>
         <w:rPr>
           <w:rFonts w:ascii="Cascadia Mono" w:hAnsi="Cascadia Mono" w:cs="Cascadia Mono"/>
@@ -4757,7 +4231,6 @@
         </w:rPr>
         <w:t>ReadLine</w:t>
       </w:r>
-      <w:proofErr w:type="spellEnd"/>
       <w:r>
         <w:rPr>
           <w:rFonts w:ascii="Cascadia Mono" w:hAnsi="Cascadia Mono" w:cs="Cascadia Mono"/>
@@ -4788,7 +4261,6 @@
         </w:rPr>
         <w:t xml:space="preserve"> </w:t>
       </w:r>
-      <w:proofErr w:type="spellStart"/>
       <w:r>
         <w:rPr>
           <w:rFonts w:ascii="Cascadia Mono" w:hAnsi="Cascadia Mono" w:cs="Cascadia Mono"/>
@@ -4799,7 +4271,6 @@
         </w:rPr>
         <w:t>mInput</w:t>
       </w:r>
-      <w:proofErr w:type="spellEnd"/>
       <w:r>
         <w:rPr>
           <w:rFonts w:ascii="Cascadia Mono" w:hAnsi="Cascadia Mono" w:cs="Cascadia Mono"/>
@@ -4891,7 +4362,6 @@
         </w:rPr>
         <w:t>(!</w:t>
       </w:r>
-      <w:proofErr w:type="spellStart"/>
       <w:r>
         <w:rPr>
           <w:rFonts w:ascii="Cascadia Mono" w:hAnsi="Cascadia Mono" w:cs="Cascadia Mono"/>
@@ -4902,7 +4372,6 @@
         </w:rPr>
         <w:t>isParsed</w:t>
       </w:r>
-      <w:proofErr w:type="spellEnd"/>
       <w:proofErr w:type="gramEnd"/>
       <w:r>
         <w:rPr>
@@ -5052,7 +4521,6 @@
         </w:rPr>
         <w:t xml:space="preserve"> = </w:t>
       </w:r>
-      <w:proofErr w:type="spellStart"/>
       <w:r>
         <w:rPr>
           <w:rFonts w:ascii="Cascadia Mono" w:hAnsi="Cascadia Mono" w:cs="Cascadia Mono"/>
@@ -5063,7 +4531,6 @@
         </w:rPr>
         <w:t>nInput</w:t>
       </w:r>
-      <w:proofErr w:type="spellEnd"/>
       <w:r>
         <w:rPr>
           <w:rFonts w:ascii="Cascadia Mono" w:hAnsi="Cascadia Mono" w:cs="Cascadia Mono"/>
@@ -5163,7 +4630,6 @@
         </w:rPr>
         <w:t xml:space="preserve"> = </w:t>
       </w:r>
-      <w:proofErr w:type="spellStart"/>
       <w:r>
         <w:rPr>
           <w:rFonts w:ascii="Cascadia Mono" w:hAnsi="Cascadia Mono" w:cs="Cascadia Mono"/>
@@ -5174,7 +4640,6 @@
         </w:rPr>
         <w:t>mInput</w:t>
       </w:r>
-      <w:proofErr w:type="spellEnd"/>
       <w:r>
         <w:rPr>
           <w:rFonts w:ascii="Cascadia Mono" w:hAnsi="Cascadia Mono" w:cs="Cascadia Mono"/>
@@ -5363,7 +4828,6 @@
         </w:rPr>
         <w:tab/>
       </w:r>
-      <w:proofErr w:type="spellStart"/>
       <w:r>
         <w:rPr>
           <w:rFonts w:ascii="Cascadia Mono" w:hAnsi="Cascadia Mono" w:cs="Cascadia Mono"/>
@@ -5394,7 +4858,6 @@
         </w:rPr>
         <w:t>WriteLine</w:t>
       </w:r>
-      <w:proofErr w:type="spellEnd"/>
       <w:r>
         <w:rPr>
           <w:rFonts w:ascii="Cascadia Mono" w:hAnsi="Cascadia Mono" w:cs="Cascadia Mono"/>
@@ -5605,7 +5068,6 @@
         </w:rPr>
         <w:t xml:space="preserve"> = </w:t>
       </w:r>
-      <w:proofErr w:type="spellStart"/>
       <w:r>
         <w:rPr>
           <w:rFonts w:ascii="Cascadia Mono" w:hAnsi="Cascadia Mono" w:cs="Cascadia Mono"/>
@@ -5616,7 +5078,6 @@
         </w:rPr>
         <w:t>nInput</w:t>
       </w:r>
-      <w:proofErr w:type="spellEnd"/>
       <w:r>
         <w:rPr>
           <w:rFonts w:ascii="Cascadia Mono" w:hAnsi="Cascadia Mono" w:cs="Cascadia Mono"/>
@@ -5696,7 +5157,6 @@
         </w:rPr>
         <w:t xml:space="preserve"> = </w:t>
       </w:r>
-      <w:proofErr w:type="spellStart"/>
       <w:r>
         <w:rPr>
           <w:rFonts w:ascii="Cascadia Mono" w:hAnsi="Cascadia Mono" w:cs="Cascadia Mono"/>
@@ -5707,7 +5167,6 @@
         </w:rPr>
         <w:t>mInput</w:t>
       </w:r>
-      <w:proofErr w:type="spellEnd"/>
       <w:r>
         <w:rPr>
           <w:rFonts w:ascii="Cascadia Mono" w:hAnsi="Cascadia Mono" w:cs="Cascadia Mono"/>
@@ -5896,7 +5355,6 @@
         </w:rPr>
         <w:tab/>
       </w:r>
-      <w:proofErr w:type="spellStart"/>
       <w:r>
         <w:rPr>
           <w:rFonts w:ascii="Cascadia Mono" w:hAnsi="Cascadia Mono" w:cs="Cascadia Mono"/>
@@ -5927,7 +5385,6 @@
         </w:rPr>
         <w:t>WriteLine</w:t>
       </w:r>
-      <w:proofErr w:type="spellEnd"/>
       <w:r>
         <w:rPr>
           <w:rFonts w:ascii="Cascadia Mono" w:hAnsi="Cascadia Mono" w:cs="Cascadia Mono"/>
@@ -6138,7 +5595,6 @@
         </w:rPr>
         <w:t xml:space="preserve"> = </w:t>
       </w:r>
-      <w:proofErr w:type="spellStart"/>
       <w:r>
         <w:rPr>
           <w:rFonts w:ascii="Cascadia Mono" w:hAnsi="Cascadia Mono" w:cs="Cascadia Mono"/>
@@ -6149,7 +5605,6 @@
         </w:rPr>
         <w:t>nInput</w:t>
       </w:r>
-      <w:proofErr w:type="spellEnd"/>
       <w:r>
         <w:rPr>
           <w:rFonts w:ascii="Cascadia Mono" w:hAnsi="Cascadia Mono" w:cs="Cascadia Mono"/>
@@ -6229,7 +5684,6 @@
         </w:rPr>
         <w:t xml:space="preserve"> = </w:t>
       </w:r>
-      <w:proofErr w:type="spellStart"/>
       <w:r>
         <w:rPr>
           <w:rFonts w:ascii="Cascadia Mono" w:hAnsi="Cascadia Mono" w:cs="Cascadia Mono"/>
@@ -6240,7 +5694,6 @@
         </w:rPr>
         <w:t>mInput</w:t>
       </w:r>
-      <w:proofErr w:type="spellEnd"/>
       <w:r>
         <w:rPr>
           <w:rFonts w:ascii="Cascadia Mono" w:hAnsi="Cascadia Mono" w:cs="Cascadia Mono"/>
@@ -6429,7 +5882,6 @@
         </w:rPr>
         <w:tab/>
       </w:r>
-      <w:proofErr w:type="spellStart"/>
       <w:r>
         <w:rPr>
           <w:rFonts w:ascii="Cascadia Mono" w:hAnsi="Cascadia Mono" w:cs="Cascadia Mono"/>
@@ -6460,7 +5912,6 @@
         </w:rPr>
         <w:t>WriteLine</w:t>
       </w:r>
-      <w:proofErr w:type="spellEnd"/>
       <w:r>
         <w:rPr>
           <w:rFonts w:ascii="Cascadia Mono" w:hAnsi="Cascadia Mono" w:cs="Cascadia Mono"/>
@@ -6771,7 +6222,6 @@
         </w:rPr>
         <w:tab/>
       </w:r>
-      <w:proofErr w:type="spellStart"/>
       <w:r>
         <w:rPr>
           <w:rFonts w:ascii="Cascadia Mono" w:hAnsi="Cascadia Mono" w:cs="Cascadia Mono"/>
@@ -6802,7 +6252,6 @@
         </w:rPr>
         <w:t>Write</w:t>
       </w:r>
-      <w:proofErr w:type="spellEnd"/>
       <w:r>
         <w:rPr>
           <w:rFonts w:ascii="Cascadia Mono" w:hAnsi="Cascadia Mono" w:cs="Cascadia Mono"/>
@@ -6892,7 +6341,6 @@
         </w:rPr>
         <w:tab/>
       </w:r>
-      <w:proofErr w:type="spellStart"/>
       <w:r>
         <w:rPr>
           <w:rFonts w:ascii="Cascadia Mono" w:hAnsi="Cascadia Mono" w:cs="Cascadia Mono"/>
@@ -6903,7 +6351,6 @@
         </w:rPr>
         <w:t>isParsed</w:t>
       </w:r>
-      <w:proofErr w:type="spellEnd"/>
       <w:r>
         <w:rPr>
           <w:rFonts w:ascii="Cascadia Mono" w:hAnsi="Cascadia Mono" w:cs="Cascadia Mono"/>
@@ -6914,8 +6361,6 @@
         </w:rPr>
         <w:t xml:space="preserve"> = </w:t>
       </w:r>
-      <w:proofErr w:type="spellStart"/>
-      <w:proofErr w:type="gramStart"/>
       <w:r>
         <w:rPr>
           <w:rFonts w:ascii="Cascadia Mono" w:hAnsi="Cascadia Mono" w:cs="Cascadia Mono"/>
@@ -6946,8 +6391,6 @@
         </w:rPr>
         <w:t>TryParse</w:t>
       </w:r>
-      <w:proofErr w:type="spellEnd"/>
-      <w:proofErr w:type="gramEnd"/>
       <w:r>
         <w:rPr>
           <w:rFonts w:ascii="Cascadia Mono" w:hAnsi="Cascadia Mono" w:cs="Cascadia Mono"/>
@@ -6958,7 +6401,6 @@
         </w:rPr>
         <w:t>(</w:t>
       </w:r>
-      <w:proofErr w:type="spellStart"/>
       <w:r>
         <w:rPr>
           <w:rFonts w:ascii="Cascadia Mono" w:hAnsi="Cascadia Mono" w:cs="Cascadia Mono"/>
@@ -6989,7 +6431,6 @@
         </w:rPr>
         <w:t>ReadLine</w:t>
       </w:r>
-      <w:proofErr w:type="spellEnd"/>
       <w:r>
         <w:rPr>
           <w:rFonts w:ascii="Cascadia Mono" w:hAnsi="Cascadia Mono" w:cs="Cascadia Mono"/>
@@ -7108,20 +6549,8 @@
           <w:szCs w:val="18"/>
           <w:lang w:val="en-US"/>
         </w:rPr>
-        <w:t xml:space="preserve"> </w:t>
-      </w:r>
-      <w:proofErr w:type="gramStart"/>
-      <w:r>
-        <w:rPr>
-          <w:rFonts w:ascii="Cascadia Mono" w:hAnsi="Cascadia Mono" w:cs="Cascadia Mono"/>
-          <w:color w:val="000000"/>
-          <w:sz w:val="18"/>
-          <w:szCs w:val="18"/>
-          <w:lang w:val="en-US"/>
-        </w:rPr>
-        <w:t>(!</w:t>
-      </w:r>
-      <w:proofErr w:type="spellStart"/>
+        <w:t xml:space="preserve"> (!</w:t>
+      </w:r>
       <w:r>
         <w:rPr>
           <w:rFonts w:ascii="Cascadia Mono" w:hAnsi="Cascadia Mono" w:cs="Cascadia Mono"/>
@@ -7132,8 +6561,6 @@
         </w:rPr>
         <w:t>isParsed</w:t>
       </w:r>
-      <w:proofErr w:type="spellEnd"/>
-      <w:proofErr w:type="gramEnd"/>
       <w:r>
         <w:rPr>
           <w:rFonts w:ascii="Cascadia Mono" w:hAnsi="Cascadia Mono" w:cs="Cascadia Mono"/>
@@ -7262,7 +6689,6 @@
         </w:rPr>
         <w:t xml:space="preserve"> = </w:t>
       </w:r>
-      <w:proofErr w:type="spellStart"/>
       <w:r>
         <w:rPr>
           <w:rFonts w:ascii="Cascadia Mono" w:hAnsi="Cascadia Mono" w:cs="Cascadia Mono"/>
@@ -7293,7 +6719,6 @@
         </w:rPr>
         <w:t>Cos</w:t>
       </w:r>
-      <w:proofErr w:type="spellEnd"/>
       <w:r>
         <w:rPr>
           <w:rFonts w:ascii="Cascadia Mono" w:hAnsi="Cascadia Mono" w:cs="Cascadia Mono"/>
@@ -7304,7 +6729,6 @@
         </w:rPr>
         <w:t>(</w:t>
       </w:r>
-      <w:proofErr w:type="spellStart"/>
       <w:r>
         <w:rPr>
           <w:rFonts w:ascii="Cascadia Mono" w:hAnsi="Cascadia Mono" w:cs="Cascadia Mono"/>
@@ -7335,7 +6759,6 @@
         </w:rPr>
         <w:t>Atan</w:t>
       </w:r>
-      <w:proofErr w:type="spellEnd"/>
       <w:r>
         <w:rPr>
           <w:rFonts w:ascii="Cascadia Mono" w:hAnsi="Cascadia Mono" w:cs="Cascadia Mono"/>
@@ -7415,7 +6838,6 @@
         </w:rPr>
         <w:tab/>
       </w:r>
-      <w:proofErr w:type="spellStart"/>
       <w:r>
         <w:rPr>
           <w:rFonts w:ascii="Cascadia Mono" w:hAnsi="Cascadia Mono" w:cs="Cascadia Mono"/>
@@ -7446,7 +6868,6 @@
         </w:rPr>
         <w:t>WriteLine</w:t>
       </w:r>
-      <w:proofErr w:type="spellEnd"/>
       <w:r>
         <w:rPr>
           <w:rFonts w:ascii="Cascadia Mono" w:hAnsi="Cascadia Mono" w:cs="Cascadia Mono"/>
@@ -7465,51 +6886,7 @@
           <w:szCs w:val="18"/>
           <w:lang w:val="en-US"/>
         </w:rPr>
-        <w:t>"x</w:t>
-      </w:r>
-      <w:proofErr w:type="gramStart"/>
-      <w:r>
-        <w:rPr>
-          <w:rFonts w:ascii="Cascadia Mono" w:hAnsi="Cascadia Mono" w:cs="Cascadia Mono"/>
-          <w:color w:val="A31515"/>
-          <w:sz w:val="18"/>
-          <w:szCs w:val="18"/>
-          <w:lang w:val="en-US"/>
-        </w:rPr>
-        <w:t>={</w:t>
-      </w:r>
-      <w:proofErr w:type="gramEnd"/>
-      <w:r>
-        <w:rPr>
-          <w:rFonts w:ascii="Cascadia Mono" w:hAnsi="Cascadia Mono" w:cs="Cascadia Mono"/>
-          <w:color w:val="A31515"/>
-          <w:sz w:val="18"/>
-          <w:szCs w:val="18"/>
-          <w:lang w:val="en-US"/>
-        </w:rPr>
-        <w:t>0} Cos(</w:t>
-      </w:r>
-      <w:proofErr w:type="spellStart"/>
-      <w:r>
-        <w:rPr>
-          <w:rFonts w:ascii="Cascadia Mono" w:hAnsi="Cascadia Mono" w:cs="Cascadia Mono"/>
-          <w:color w:val="A31515"/>
-          <w:sz w:val="18"/>
-          <w:szCs w:val="18"/>
-          <w:lang w:val="en-US"/>
-        </w:rPr>
-        <w:t>Arctg</w:t>
-      </w:r>
-      <w:proofErr w:type="spellEnd"/>
-      <w:r>
-        <w:rPr>
-          <w:rFonts w:ascii="Cascadia Mono" w:hAnsi="Cascadia Mono" w:cs="Cascadia Mono"/>
-          <w:color w:val="A31515"/>
-          <w:sz w:val="18"/>
-          <w:szCs w:val="18"/>
-          <w:lang w:val="en-US"/>
-        </w:rPr>
-        <w:t>(x))={1}"</w:t>
+        <w:t>"x={0} Cos(Arctg(x))={1}"</w:t>
       </w:r>
       <w:r>
         <w:rPr>
@@ -7729,8 +7106,6 @@
         </w:rPr>
         <w:t xml:space="preserve"> </w:t>
       </w:r>
-      <w:proofErr w:type="spellStart"/>
-      <w:proofErr w:type="gramStart"/>
       <w:r>
         <w:rPr>
           <w:rFonts w:ascii="Cascadia Mono" w:hAnsi="Cascadia Mono" w:cs="Cascadia Mono"/>
@@ -7741,7 +7116,6 @@
         </w:rPr>
         <w:t>CheckInArea</w:t>
       </w:r>
-      <w:proofErr w:type="spellEnd"/>
       <w:r>
         <w:rPr>
           <w:rFonts w:ascii="Cascadia Mono" w:hAnsi="Cascadia Mono" w:cs="Cascadia Mono"/>
@@ -7752,7 +7126,6 @@
         </w:rPr>
         <w:t>(</w:t>
       </w:r>
-      <w:proofErr w:type="gramEnd"/>
       <w:r>
         <w:rPr>
           <w:rFonts w:ascii="Cascadia Mono" w:hAnsi="Cascadia Mono" w:cs="Cascadia Mono"/>
@@ -8348,7 +7721,6 @@
         </w:rPr>
         <w:t xml:space="preserve"> </w:t>
       </w:r>
-      <w:proofErr w:type="spellStart"/>
       <w:r>
         <w:rPr>
           <w:rFonts w:ascii="Cascadia Mono" w:hAnsi="Cascadia Mono" w:cs="Cascadia Mono"/>
@@ -8359,7 +7731,6 @@
         </w:rPr>
         <w:t>isParsed</w:t>
       </w:r>
-      <w:proofErr w:type="spellEnd"/>
       <w:r>
         <w:rPr>
           <w:rFonts w:ascii="Cascadia Mono" w:hAnsi="Cascadia Mono" w:cs="Cascadia Mono"/>
@@ -8538,7 +7909,6 @@
         </w:rPr>
         <w:tab/>
       </w:r>
-      <w:proofErr w:type="spellStart"/>
       <w:r>
         <w:rPr>
           <w:rFonts w:ascii="Cascadia Mono" w:hAnsi="Cascadia Mono" w:cs="Cascadia Mono"/>
@@ -8569,7 +7939,6 @@
         </w:rPr>
         <w:t>Write</w:t>
       </w:r>
-      <w:proofErr w:type="spellEnd"/>
       <w:r>
         <w:rPr>
           <w:rFonts w:ascii="Cascadia Mono" w:hAnsi="Cascadia Mono" w:cs="Cascadia Mono"/>
@@ -8659,7 +8028,6 @@
         </w:rPr>
         <w:tab/>
       </w:r>
-      <w:proofErr w:type="spellStart"/>
       <w:r>
         <w:rPr>
           <w:rFonts w:ascii="Cascadia Mono" w:hAnsi="Cascadia Mono" w:cs="Cascadia Mono"/>
@@ -8670,7 +8038,6 @@
         </w:rPr>
         <w:t>isParsed</w:t>
       </w:r>
-      <w:proofErr w:type="spellEnd"/>
       <w:r>
         <w:rPr>
           <w:rFonts w:ascii="Cascadia Mono" w:hAnsi="Cascadia Mono" w:cs="Cascadia Mono"/>
@@ -8681,8 +8048,6 @@
         </w:rPr>
         <w:t xml:space="preserve"> = </w:t>
       </w:r>
-      <w:proofErr w:type="spellStart"/>
-      <w:proofErr w:type="gramStart"/>
       <w:r>
         <w:rPr>
           <w:rFonts w:ascii="Cascadia Mono" w:hAnsi="Cascadia Mono" w:cs="Cascadia Mono"/>
@@ -8713,8 +8078,6 @@
         </w:rPr>
         <w:t>TryParse</w:t>
       </w:r>
-      <w:proofErr w:type="spellEnd"/>
-      <w:proofErr w:type="gramEnd"/>
       <w:r>
         <w:rPr>
           <w:rFonts w:ascii="Cascadia Mono" w:hAnsi="Cascadia Mono" w:cs="Cascadia Mono"/>
@@ -8725,7 +8088,6 @@
         </w:rPr>
         <w:t>(</w:t>
       </w:r>
-      <w:proofErr w:type="spellStart"/>
       <w:r>
         <w:rPr>
           <w:rFonts w:ascii="Cascadia Mono" w:hAnsi="Cascadia Mono" w:cs="Cascadia Mono"/>
@@ -8756,7 +8118,6 @@
         </w:rPr>
         <w:t>ReadLine</w:t>
       </w:r>
-      <w:proofErr w:type="spellEnd"/>
       <w:r>
         <w:rPr>
           <w:rFonts w:ascii="Cascadia Mono" w:hAnsi="Cascadia Mono" w:cs="Cascadia Mono"/>
@@ -8875,20 +8236,8 @@
           <w:szCs w:val="18"/>
           <w:lang w:val="en-US"/>
         </w:rPr>
-        <w:t xml:space="preserve"> </w:t>
-      </w:r>
-      <w:proofErr w:type="gramStart"/>
-      <w:r>
-        <w:rPr>
-          <w:rFonts w:ascii="Cascadia Mono" w:hAnsi="Cascadia Mono" w:cs="Cascadia Mono"/>
-          <w:color w:val="000000"/>
-          <w:sz w:val="18"/>
-          <w:szCs w:val="18"/>
-          <w:lang w:val="en-US"/>
-        </w:rPr>
-        <w:t>(!</w:t>
-      </w:r>
-      <w:proofErr w:type="spellStart"/>
+        <w:t xml:space="preserve"> (!</w:t>
+      </w:r>
       <w:r>
         <w:rPr>
           <w:rFonts w:ascii="Cascadia Mono" w:hAnsi="Cascadia Mono" w:cs="Cascadia Mono"/>
@@ -8899,8 +8248,6 @@
         </w:rPr>
         <w:t>isParsed</w:t>
       </w:r>
-      <w:proofErr w:type="spellEnd"/>
-      <w:proofErr w:type="gramEnd"/>
       <w:r>
         <w:rPr>
           <w:rFonts w:ascii="Cascadia Mono" w:hAnsi="Cascadia Mono" w:cs="Cascadia Mono"/>
@@ -9108,7 +8455,6 @@
         </w:rPr>
         <w:tab/>
       </w:r>
-      <w:proofErr w:type="spellStart"/>
       <w:r>
         <w:rPr>
           <w:rFonts w:ascii="Cascadia Mono" w:hAnsi="Cascadia Mono" w:cs="Cascadia Mono"/>
@@ -9139,7 +8485,6 @@
         </w:rPr>
         <w:t>Write</w:t>
       </w:r>
-      <w:proofErr w:type="spellEnd"/>
       <w:r>
         <w:rPr>
           <w:rFonts w:ascii="Cascadia Mono" w:hAnsi="Cascadia Mono" w:cs="Cascadia Mono"/>
@@ -9229,7 +8574,6 @@
         </w:rPr>
         <w:tab/>
       </w:r>
-      <w:proofErr w:type="spellStart"/>
       <w:r>
         <w:rPr>
           <w:rFonts w:ascii="Cascadia Mono" w:hAnsi="Cascadia Mono" w:cs="Cascadia Mono"/>
@@ -9240,7 +8584,6 @@
         </w:rPr>
         <w:t>isParsed</w:t>
       </w:r>
-      <w:proofErr w:type="spellEnd"/>
       <w:r>
         <w:rPr>
           <w:rFonts w:ascii="Cascadia Mono" w:hAnsi="Cascadia Mono" w:cs="Cascadia Mono"/>
@@ -9251,8 +8594,6 @@
         </w:rPr>
         <w:t xml:space="preserve"> = </w:t>
       </w:r>
-      <w:proofErr w:type="spellStart"/>
-      <w:proofErr w:type="gramStart"/>
       <w:r>
         <w:rPr>
           <w:rFonts w:ascii="Cascadia Mono" w:hAnsi="Cascadia Mono" w:cs="Cascadia Mono"/>
@@ -9283,8 +8624,6 @@
         </w:rPr>
         <w:t>TryParse</w:t>
       </w:r>
-      <w:proofErr w:type="spellEnd"/>
-      <w:proofErr w:type="gramEnd"/>
       <w:r>
         <w:rPr>
           <w:rFonts w:ascii="Cascadia Mono" w:hAnsi="Cascadia Mono" w:cs="Cascadia Mono"/>
@@ -9295,7 +8634,6 @@
         </w:rPr>
         <w:t>(</w:t>
       </w:r>
-      <w:proofErr w:type="spellStart"/>
       <w:r>
         <w:rPr>
           <w:rFonts w:ascii="Cascadia Mono" w:hAnsi="Cascadia Mono" w:cs="Cascadia Mono"/>
@@ -9326,7 +8664,6 @@
         </w:rPr>
         <w:t>ReadLine</w:t>
       </w:r>
-      <w:proofErr w:type="spellEnd"/>
       <w:r>
         <w:rPr>
           <w:rFonts w:ascii="Cascadia Mono" w:hAnsi="Cascadia Mono" w:cs="Cascadia Mono"/>
@@ -9445,20 +8782,8 @@
           <w:szCs w:val="18"/>
           <w:lang w:val="en-US"/>
         </w:rPr>
-        <w:t xml:space="preserve"> </w:t>
-      </w:r>
-      <w:proofErr w:type="gramStart"/>
-      <w:r>
-        <w:rPr>
-          <w:rFonts w:ascii="Cascadia Mono" w:hAnsi="Cascadia Mono" w:cs="Cascadia Mono"/>
-          <w:color w:val="000000"/>
-          <w:sz w:val="18"/>
-          <w:szCs w:val="18"/>
-          <w:lang w:val="en-US"/>
-        </w:rPr>
-        <w:t>(!</w:t>
-      </w:r>
-      <w:proofErr w:type="spellStart"/>
+        <w:t xml:space="preserve"> (!</w:t>
+      </w:r>
       <w:r>
         <w:rPr>
           <w:rFonts w:ascii="Cascadia Mono" w:hAnsi="Cascadia Mono" w:cs="Cascadia Mono"/>
@@ -9469,8 +8794,6 @@
         </w:rPr>
         <w:t>isParsed</w:t>
       </w:r>
-      <w:proofErr w:type="spellEnd"/>
-      <w:proofErr w:type="gramEnd"/>
       <w:r>
         <w:rPr>
           <w:rFonts w:ascii="Cascadia Mono" w:hAnsi="Cascadia Mono" w:cs="Cascadia Mono"/>
@@ -9579,7 +8902,6 @@
         </w:rPr>
         <w:t xml:space="preserve"> </w:t>
       </w:r>
-      <w:proofErr w:type="spellStart"/>
       <w:r>
         <w:rPr>
           <w:rFonts w:ascii="Cascadia Mono" w:hAnsi="Cascadia Mono" w:cs="Cascadia Mono"/>
@@ -9590,7 +8912,6 @@
         </w:rPr>
         <w:t>isInside</w:t>
       </w:r>
-      <w:proofErr w:type="spellEnd"/>
       <w:r>
         <w:rPr>
           <w:rFonts w:ascii="Cascadia Mono" w:hAnsi="Cascadia Mono" w:cs="Cascadia Mono"/>
@@ -9601,8 +8922,6 @@
         </w:rPr>
         <w:t xml:space="preserve"> = </w:t>
       </w:r>
-      <w:proofErr w:type="spellStart"/>
-      <w:proofErr w:type="gramStart"/>
       <w:r>
         <w:rPr>
           <w:rFonts w:ascii="Cascadia Mono" w:hAnsi="Cascadia Mono" w:cs="Cascadia Mono"/>
@@ -9613,7 +8932,6 @@
         </w:rPr>
         <w:t>CheckInArea</w:t>
       </w:r>
-      <w:proofErr w:type="spellEnd"/>
       <w:r>
         <w:rPr>
           <w:rFonts w:ascii="Cascadia Mono" w:hAnsi="Cascadia Mono" w:cs="Cascadia Mono"/>
@@ -9624,7 +8942,6 @@
         </w:rPr>
         <w:t>(</w:t>
       </w:r>
-      <w:proofErr w:type="gramEnd"/>
       <w:r>
         <w:rPr>
           <w:rFonts w:ascii="Cascadia Mono" w:hAnsi="Cascadia Mono" w:cs="Cascadia Mono"/>
@@ -9714,7 +9031,6 @@
         </w:rPr>
         <w:tab/>
       </w:r>
-      <w:proofErr w:type="spellStart"/>
       <w:r>
         <w:rPr>
           <w:rFonts w:ascii="Cascadia Mono" w:hAnsi="Cascadia Mono" w:cs="Cascadia Mono"/>
@@ -9745,7 +9061,6 @@
         </w:rPr>
         <w:t>WriteLine</w:t>
       </w:r>
-      <w:proofErr w:type="spellEnd"/>
       <w:r>
         <w:rPr>
           <w:rFonts w:ascii="Cascadia Mono" w:hAnsi="Cascadia Mono" w:cs="Cascadia Mono"/>
@@ -9816,7 +9131,6 @@
         </w:rPr>
         <w:t xml:space="preserve">, </w:t>
       </w:r>
-      <w:proofErr w:type="spellStart"/>
       <w:r>
         <w:rPr>
           <w:rFonts w:ascii="Cascadia Mono" w:hAnsi="Cascadia Mono" w:cs="Cascadia Mono"/>
@@ -9827,7 +9141,6 @@
         </w:rPr>
         <w:t>isInside</w:t>
       </w:r>
-      <w:proofErr w:type="spellEnd"/>
       <w:r>
         <w:rPr>
           <w:rFonts w:ascii="Cascadia Mono" w:hAnsi="Cascadia Mono" w:cs="Cascadia Mono"/>
@@ -10006,8 +9319,6 @@
         </w:rPr>
         <w:t xml:space="preserve"> </w:t>
       </w:r>
-      <w:proofErr w:type="spellStart"/>
-      <w:proofErr w:type="gramStart"/>
       <w:r>
         <w:rPr>
           <w:rFonts w:ascii="Cascadia Mono" w:hAnsi="Cascadia Mono" w:cs="Cascadia Mono"/>
@@ -10018,27 +9329,15 @@
         </w:rPr>
         <w:t>CalculateForFloat</w:t>
       </w:r>
-      <w:proofErr w:type="spellEnd"/>
-      <w:r>
-        <w:rPr>
-          <w:rFonts w:ascii="Cascadia Mono" w:hAnsi="Cascadia Mono" w:cs="Cascadia Mono"/>
-          <w:color w:val="000000"/>
-          <w:sz w:val="18"/>
-          <w:szCs w:val="18"/>
-          <w:lang w:val="en-US"/>
-        </w:rPr>
-        <w:t>(</w:t>
-      </w:r>
-      <w:proofErr w:type="gramEnd"/>
-      <w:r>
-        <w:rPr>
-          <w:rFonts w:ascii="Cascadia Mono" w:hAnsi="Cascadia Mono" w:cs="Cascadia Mono"/>
-          <w:color w:val="000000"/>
-          <w:sz w:val="18"/>
-          <w:szCs w:val="18"/>
-          <w:lang w:val="en-US"/>
-        </w:rPr>
-        <w:t>)</w:t>
+      <w:r>
+        <w:rPr>
+          <w:rFonts w:ascii="Cascadia Mono" w:hAnsi="Cascadia Mono" w:cs="Cascadia Mono"/>
+          <w:color w:val="000000"/>
+          <w:sz w:val="18"/>
+          <w:szCs w:val="18"/>
+          <w:lang w:val="en-US"/>
+        </w:rPr>
+        <w:t>()</w:t>
       </w:r>
     </w:p>
     <w:p>
@@ -10396,7 +9695,6 @@
         </w:rPr>
         <w:t>)</w:t>
       </w:r>
-      <w:proofErr w:type="spellStart"/>
       <w:r>
         <w:rPr>
           <w:rFonts w:ascii="Cascadia Mono" w:hAnsi="Cascadia Mono" w:cs="Cascadia Mono"/>
@@ -10427,7 +9725,6 @@
         </w:rPr>
         <w:t>Pow</w:t>
       </w:r>
-      <w:proofErr w:type="spellEnd"/>
       <w:r>
         <w:rPr>
           <w:rFonts w:ascii="Cascadia Mono" w:hAnsi="Cascadia Mono" w:cs="Cascadia Mono"/>
@@ -10587,7 +9884,6 @@
         </w:rPr>
         <w:t>)</w:t>
       </w:r>
-      <w:proofErr w:type="spellStart"/>
       <w:r>
         <w:rPr>
           <w:rFonts w:ascii="Cascadia Mono" w:hAnsi="Cascadia Mono" w:cs="Cascadia Mono"/>
@@ -10618,7 +9914,6 @@
         </w:rPr>
         <w:t>Pow</w:t>
       </w:r>
-      <w:proofErr w:type="spellEnd"/>
       <w:r>
         <w:rPr>
           <w:rFonts w:ascii="Cascadia Mono" w:hAnsi="Cascadia Mono" w:cs="Cascadia Mono"/>
@@ -10669,7 +9964,6 @@
         </w:rPr>
         <w:t>)</w:t>
       </w:r>
-      <w:proofErr w:type="spellStart"/>
       <w:r>
         <w:rPr>
           <w:rFonts w:ascii="Cascadia Mono" w:hAnsi="Cascadia Mono" w:cs="Cascadia Mono"/>
@@ -10700,7 +9994,6 @@
         </w:rPr>
         <w:t>Pow</w:t>
       </w:r>
-      <w:proofErr w:type="spellEnd"/>
       <w:r>
         <w:rPr>
           <w:rFonts w:ascii="Cascadia Mono" w:hAnsi="Cascadia Mono" w:cs="Cascadia Mono"/>
@@ -10751,7 +10044,6 @@
         </w:rPr>
         <w:t>)</w:t>
       </w:r>
-      <w:proofErr w:type="spellStart"/>
       <w:r>
         <w:rPr>
           <w:rFonts w:ascii="Cascadia Mono" w:hAnsi="Cascadia Mono" w:cs="Cascadia Mono"/>
@@ -10782,7 +10074,6 @@
         </w:rPr>
         <w:t>Pow</w:t>
       </w:r>
-      <w:proofErr w:type="spellEnd"/>
       <w:r>
         <w:rPr>
           <w:rFonts w:ascii="Cascadia Mono" w:hAnsi="Cascadia Mono" w:cs="Cascadia Mono"/>
@@ -10833,7 +10124,6 @@
         </w:rPr>
         <w:t>)</w:t>
       </w:r>
-      <w:proofErr w:type="spellStart"/>
       <w:r>
         <w:rPr>
           <w:rFonts w:ascii="Cascadia Mono" w:hAnsi="Cascadia Mono" w:cs="Cascadia Mono"/>
@@ -10864,7 +10154,6 @@
         </w:rPr>
         <w:t>Pow</w:t>
       </w:r>
-      <w:proofErr w:type="spellEnd"/>
       <w:r>
         <w:rPr>
           <w:rFonts w:ascii="Cascadia Mono" w:hAnsi="Cascadia Mono" w:cs="Cascadia Mono"/>
@@ -11024,7 +10313,6 @@
         </w:rPr>
         <w:t>)</w:t>
       </w:r>
-      <w:proofErr w:type="spellStart"/>
       <w:r>
         <w:rPr>
           <w:rFonts w:ascii="Cascadia Mono" w:hAnsi="Cascadia Mono" w:cs="Cascadia Mono"/>
@@ -11055,7 +10343,6 @@
         </w:rPr>
         <w:t>Pow</w:t>
       </w:r>
-      <w:proofErr w:type="spellEnd"/>
       <w:r>
         <w:rPr>
           <w:rFonts w:ascii="Cascadia Mono" w:hAnsi="Cascadia Mono" w:cs="Cascadia Mono"/>
@@ -11106,7 +10393,6 @@
         </w:rPr>
         <w:t>)</w:t>
       </w:r>
-      <w:proofErr w:type="spellStart"/>
       <w:r>
         <w:rPr>
           <w:rFonts w:ascii="Cascadia Mono" w:hAnsi="Cascadia Mono" w:cs="Cascadia Mono"/>
@@ -11137,7 +10423,6 @@
         </w:rPr>
         <w:t>Pow</w:t>
       </w:r>
-      <w:proofErr w:type="spellEnd"/>
       <w:r>
         <w:rPr>
           <w:rFonts w:ascii="Cascadia Mono" w:hAnsi="Cascadia Mono" w:cs="Cascadia Mono"/>
@@ -11415,7 +10700,6 @@
         </w:rPr>
         <w:tab/>
       </w:r>
-      <w:proofErr w:type="spellStart"/>
       <w:r>
         <w:rPr>
           <w:rFonts w:ascii="Cascadia Mono" w:hAnsi="Cascadia Mono" w:cs="Cascadia Mono"/>
@@ -11446,7 +10730,6 @@
         </w:rPr>
         <w:t>WriteLine</w:t>
       </w:r>
-      <w:proofErr w:type="spellEnd"/>
       <w:r>
         <w:rPr>
           <w:rFonts w:ascii="Cascadia Mono" w:hAnsi="Cascadia Mono" w:cs="Cascadia Mono"/>
@@ -11674,8 +10957,6 @@
         </w:rPr>
         <w:t xml:space="preserve"> </w:t>
       </w:r>
-      <w:proofErr w:type="spellStart"/>
-      <w:proofErr w:type="gramStart"/>
       <w:r>
         <w:rPr>
           <w:rFonts w:ascii="Cascadia Mono" w:hAnsi="Cascadia Mono" w:cs="Cascadia Mono"/>
@@ -11686,27 +10967,15 @@
         </w:rPr>
         <w:t>CalculateForDouble</w:t>
       </w:r>
-      <w:proofErr w:type="spellEnd"/>
-      <w:r>
-        <w:rPr>
-          <w:rFonts w:ascii="Cascadia Mono" w:hAnsi="Cascadia Mono" w:cs="Cascadia Mono"/>
-          <w:color w:val="000000"/>
-          <w:sz w:val="18"/>
-          <w:szCs w:val="18"/>
-          <w:lang w:val="en-US"/>
-        </w:rPr>
-        <w:t>(</w:t>
-      </w:r>
-      <w:proofErr w:type="gramEnd"/>
-      <w:r>
-        <w:rPr>
-          <w:rFonts w:ascii="Cascadia Mono" w:hAnsi="Cascadia Mono" w:cs="Cascadia Mono"/>
-          <w:color w:val="000000"/>
-          <w:sz w:val="18"/>
-          <w:szCs w:val="18"/>
-          <w:lang w:val="en-US"/>
-        </w:rPr>
-        <w:t>)</w:t>
+      <w:r>
+        <w:rPr>
+          <w:rFonts w:ascii="Cascadia Mono" w:hAnsi="Cascadia Mono" w:cs="Cascadia Mono"/>
+          <w:color w:val="000000"/>
+          <w:sz w:val="18"/>
+          <w:szCs w:val="18"/>
+          <w:lang w:val="en-US"/>
+        </w:rPr>
+        <w:t>()</w:t>
       </w:r>
     </w:p>
     <w:p>
@@ -12044,7 +11313,6 @@
         </w:rPr>
         <w:t xml:space="preserve"> = </w:t>
       </w:r>
-      <w:proofErr w:type="spellStart"/>
       <w:r>
         <w:rPr>
           <w:rFonts w:ascii="Cascadia Mono" w:hAnsi="Cascadia Mono" w:cs="Cascadia Mono"/>
@@ -12075,7 +11343,6 @@
         </w:rPr>
         <w:t>Pow</w:t>
       </w:r>
-      <w:proofErr w:type="spellEnd"/>
       <w:r>
         <w:rPr>
           <w:rFonts w:ascii="Cascadia Mono" w:hAnsi="Cascadia Mono" w:cs="Cascadia Mono"/>
@@ -12215,7 +11482,6 @@
         </w:rPr>
         <w:t xml:space="preserve"> = </w:t>
       </w:r>
-      <w:proofErr w:type="spellStart"/>
       <w:r>
         <w:rPr>
           <w:rFonts w:ascii="Cascadia Mono" w:hAnsi="Cascadia Mono" w:cs="Cascadia Mono"/>
@@ -12246,7 +11512,6 @@
         </w:rPr>
         <w:t>Pow</w:t>
       </w:r>
-      <w:proofErr w:type="spellEnd"/>
       <w:r>
         <w:rPr>
           <w:rFonts w:ascii="Cascadia Mono" w:hAnsi="Cascadia Mono" w:cs="Cascadia Mono"/>
@@ -12277,7 +11542,6 @@
         </w:rPr>
         <w:t xml:space="preserve">, 4) + 6.0 * </w:t>
       </w:r>
-      <w:proofErr w:type="spellStart"/>
       <w:r>
         <w:rPr>
           <w:rFonts w:ascii="Cascadia Mono" w:hAnsi="Cascadia Mono" w:cs="Cascadia Mono"/>
@@ -12308,7 +11572,6 @@
         </w:rPr>
         <w:t>Pow</w:t>
       </w:r>
-      <w:proofErr w:type="spellEnd"/>
       <w:r>
         <w:rPr>
           <w:rFonts w:ascii="Cascadia Mono" w:hAnsi="Cascadia Mono" w:cs="Cascadia Mono"/>
@@ -12339,7 +11602,6 @@
         </w:rPr>
         <w:t xml:space="preserve">, 2) * </w:t>
       </w:r>
-      <w:proofErr w:type="spellStart"/>
       <w:r>
         <w:rPr>
           <w:rFonts w:ascii="Cascadia Mono" w:hAnsi="Cascadia Mono" w:cs="Cascadia Mono"/>
@@ -12370,7 +11632,6 @@
         </w:rPr>
         <w:t>Pow</w:t>
       </w:r>
-      <w:proofErr w:type="spellEnd"/>
       <w:r>
         <w:rPr>
           <w:rFonts w:ascii="Cascadia Mono" w:hAnsi="Cascadia Mono" w:cs="Cascadia Mono"/>
@@ -12401,7 +11662,6 @@
         </w:rPr>
         <w:t xml:space="preserve">, 2) + </w:t>
       </w:r>
-      <w:proofErr w:type="spellStart"/>
       <w:r>
         <w:rPr>
           <w:rFonts w:ascii="Cascadia Mono" w:hAnsi="Cascadia Mono" w:cs="Cascadia Mono"/>
@@ -12432,7 +11692,6 @@
         </w:rPr>
         <w:t>Pow</w:t>
       </w:r>
-      <w:proofErr w:type="spellEnd"/>
       <w:r>
         <w:rPr>
           <w:rFonts w:ascii="Cascadia Mono" w:hAnsi="Cascadia Mono" w:cs="Cascadia Mono"/>
@@ -12572,7 +11831,6 @@
         </w:rPr>
         <w:t xml:space="preserve"> * </w:t>
       </w:r>
-      <w:proofErr w:type="spellStart"/>
       <w:r>
         <w:rPr>
           <w:rFonts w:ascii="Cascadia Mono" w:hAnsi="Cascadia Mono" w:cs="Cascadia Mono"/>
@@ -12603,7 +11861,6 @@
         </w:rPr>
         <w:t>Pow</w:t>
       </w:r>
-      <w:proofErr w:type="spellEnd"/>
       <w:r>
         <w:rPr>
           <w:rFonts w:ascii="Cascadia Mono" w:hAnsi="Cascadia Mono" w:cs="Cascadia Mono"/>
@@ -12634,7 +11891,6 @@
         </w:rPr>
         <w:t xml:space="preserve">, 3) - 4.0 * </w:t>
       </w:r>
-      <w:proofErr w:type="spellStart"/>
       <w:r>
         <w:rPr>
           <w:rFonts w:ascii="Cascadia Mono" w:hAnsi="Cascadia Mono" w:cs="Cascadia Mono"/>
@@ -12665,7 +11921,6 @@
         </w:rPr>
         <w:t>Pow</w:t>
       </w:r>
-      <w:proofErr w:type="spellEnd"/>
       <w:r>
         <w:rPr>
           <w:rFonts w:ascii="Cascadia Mono" w:hAnsi="Cascadia Mono" w:cs="Cascadia Mono"/>
@@ -12943,7 +12198,6 @@
         </w:rPr>
         <w:tab/>
       </w:r>
-      <w:proofErr w:type="spellStart"/>
       <w:r>
         <w:rPr>
           <w:rFonts w:ascii="Cascadia Mono" w:hAnsi="Cascadia Mono" w:cs="Cascadia Mono"/>
@@ -12974,7 +12228,6 @@
         </w:rPr>
         <w:t>WriteLine</w:t>
       </w:r>
-      <w:proofErr w:type="spellEnd"/>
       <w:r>
         <w:rPr>
           <w:rFonts w:ascii="Cascadia Mono" w:hAnsi="Cascadia Mono" w:cs="Cascadia Mono"/>
@@ -13302,8 +12555,6 @@
         </w:rPr>
         <w:tab/>
       </w:r>
-      <w:proofErr w:type="spellStart"/>
-      <w:proofErr w:type="gramStart"/>
       <w:r>
         <w:rPr>
           <w:rFonts w:ascii="Cascadia Mono" w:hAnsi="Cascadia Mono" w:cs="Cascadia Mono"/>
@@ -13314,27 +12565,15 @@
         </w:rPr>
         <w:t>CalculateForFloat</w:t>
       </w:r>
-      <w:proofErr w:type="spellEnd"/>
-      <w:r>
-        <w:rPr>
-          <w:rFonts w:ascii="Cascadia Mono" w:hAnsi="Cascadia Mono" w:cs="Cascadia Mono"/>
-          <w:color w:val="000000"/>
-          <w:sz w:val="18"/>
-          <w:szCs w:val="18"/>
-          <w:lang w:val="en-US"/>
-        </w:rPr>
-        <w:t>(</w:t>
-      </w:r>
-      <w:proofErr w:type="gramEnd"/>
-      <w:r>
-        <w:rPr>
-          <w:rFonts w:ascii="Cascadia Mono" w:hAnsi="Cascadia Mono" w:cs="Cascadia Mono"/>
-          <w:color w:val="000000"/>
-          <w:sz w:val="18"/>
-          <w:szCs w:val="18"/>
-          <w:lang w:val="en-US"/>
-        </w:rPr>
-        <w:t>);</w:t>
+      <w:r>
+        <w:rPr>
+          <w:rFonts w:ascii="Cascadia Mono" w:hAnsi="Cascadia Mono" w:cs="Cascadia Mono"/>
+          <w:color w:val="000000"/>
+          <w:sz w:val="18"/>
+          <w:szCs w:val="18"/>
+          <w:lang w:val="en-US"/>
+        </w:rPr>
+        <w:t>();</w:t>
       </w:r>
     </w:p>
     <w:p>
@@ -13362,7 +12601,6 @@
           <w:color w:val="000000"/>
           <w:sz w:val="18"/>
           <w:szCs w:val="18"/>
-          <w:lang w:val="en-US"/>
         </w:rPr>
       </w:pPr>
       <w:r>
@@ -13401,7 +12639,6 @@
           <w:color w:val="000000"/>
           <w:sz w:val="18"/>
           <w:szCs w:val="18"/>
-          <w:lang w:val="en-US"/>
         </w:rPr>
         <w:t>();</w:t>
       </w:r>
@@ -13439,7 +12676,6 @@
           <w:color w:val="000000"/>
           <w:sz w:val="18"/>
           <w:szCs w:val="18"/>
-          <w:lang w:val="en-US"/>
         </w:rPr>
         <w:tab/>
       </w:r>
@@ -13616,21 +12852,12 @@
             <w:shd w:val="clear" w:color="auto" w:fill="FFFFFF" w:themeFill="background1"/>
           </w:tcPr>
           <w:p>
-            <w:proofErr w:type="spellStart"/>
             <w:r>
               <w:rPr>
                 <w:b/>
                 <w:bCs/>
               </w:rPr>
-              <w:t>Получ</w:t>
-            </w:r>
-            <w:proofErr w:type="spellEnd"/>
-            <w:r>
-              <w:rPr>
-                <w:b/>
-                <w:bCs/>
-              </w:rPr>
-              <w:t>.</w:t>
+              <w:t>Получ.</w:t>
             </w:r>
           </w:p>
         </w:tc>
@@ -13766,13 +12993,8 @@
           </w:tcPr>
           <w:p>
             <w:r>
-              <w:t xml:space="preserve">m-- </w:t>
-            </w:r>
-            <w:proofErr w:type="gramStart"/>
-            <w:r>
-              <w:t>&lt; n</w:t>
-            </w:r>
-            <w:proofErr w:type="gramEnd"/>
+              <w:t>m-- &lt; n</w:t>
+            </w:r>
           </w:p>
         </w:tc>
       </w:tr>
@@ -13800,21 +13022,8 @@
           </w:tcPr>
           <w:p>
             <w:r>
-              <w:t>n=10 m=2 ++</w:t>
-            </w:r>
-            <w:proofErr w:type="gramStart"/>
-            <w:r>
-              <w:t>m&gt;n</w:t>
-            </w:r>
-            <w:proofErr w:type="gramEnd"/>
-            <w:r>
-              <w:t>=</w:t>
-            </w:r>
-            <w:proofErr w:type="spellStart"/>
-            <w:r>
-              <w:t>False</w:t>
-            </w:r>
-            <w:proofErr w:type="spellEnd"/>
+              <w:t>n=10 m=2 ++m&gt;n=False</w:t>
+            </w:r>
           </w:p>
         </w:tc>
         <w:tc>
@@ -13835,15 +13044,7 @@
           </w:tcPr>
           <w:p>
             <w:r>
-              <w:t>++</w:t>
-            </w:r>
-            <w:proofErr w:type="gramStart"/>
-            <w:r>
-              <w:t>m &gt;</w:t>
-            </w:r>
-            <w:proofErr w:type="gramEnd"/>
-            <w:r>
-              <w:t xml:space="preserve"> n</w:t>
+              <w:t>++m &gt; n</w:t>
             </w:r>
           </w:p>
         </w:tc>
@@ -13964,13 +13165,8 @@
           </w:tcPr>
           <w:p>
             <w:r>
-              <w:t xml:space="preserve">m-- </w:t>
-            </w:r>
-            <w:proofErr w:type="gramStart"/>
-            <w:r>
-              <w:t>&lt; n</w:t>
-            </w:r>
-            <w:proofErr w:type="gramEnd"/>
+              <w:t>m-- &lt; n</w:t>
+            </w:r>
           </w:p>
         </w:tc>
       </w:tr>
@@ -13998,21 +13194,8 @@
           </w:tcPr>
           <w:p>
             <w:r>
-              <w:t>n=-5 m=-9 ++</w:t>
-            </w:r>
-            <w:proofErr w:type="gramStart"/>
-            <w:r>
-              <w:t>m&gt;n</w:t>
-            </w:r>
-            <w:proofErr w:type="gramEnd"/>
-            <w:r>
-              <w:t>=</w:t>
-            </w:r>
-            <w:proofErr w:type="spellStart"/>
-            <w:r>
-              <w:t>False</w:t>
-            </w:r>
-            <w:proofErr w:type="spellEnd"/>
+              <w:t>n=-5 m=-9 ++m&gt;n=False</w:t>
+            </w:r>
           </w:p>
         </w:tc>
         <w:tc>
@@ -14033,15 +13216,7 @@
           </w:tcPr>
           <w:p>
             <w:r>
-              <w:t>++</w:t>
-            </w:r>
-            <w:proofErr w:type="gramStart"/>
-            <w:r>
-              <w:t>m &gt;</w:t>
-            </w:r>
-            <w:proofErr w:type="gramEnd"/>
-            <w:r>
-              <w:t xml:space="preserve"> n</w:t>
+              <w:t>++m &gt; n</w:t>
             </w:r>
           </w:p>
         </w:tc>
@@ -14140,13 +13315,8 @@
           </w:tcPr>
           <w:p>
             <w:r>
-              <w:t>n=0 m=-1 m--&lt;n=</w:t>
-            </w:r>
-            <w:proofErr w:type="spellStart"/>
-            <w:r>
-              <w:t>False</w:t>
-            </w:r>
-            <w:proofErr w:type="spellEnd"/>
+              <w:t>n=0 m=-1 m--&lt;n=False</w:t>
+            </w:r>
           </w:p>
         </w:tc>
         <w:tc>
@@ -14167,13 +13337,8 @@
           </w:tcPr>
           <w:p>
             <w:r>
-              <w:t xml:space="preserve">m-- </w:t>
-            </w:r>
-            <w:proofErr w:type="gramStart"/>
-            <w:r>
-              <w:t>&lt; n</w:t>
-            </w:r>
-            <w:proofErr w:type="gramEnd"/>
+              <w:t>m-- &lt; n</w:t>
+            </w:r>
           </w:p>
         </w:tc>
       </w:tr>
@@ -14201,15 +13366,7 @@
           </w:tcPr>
           <w:p>
             <w:r>
-              <w:t>n=0 m=1 ++</w:t>
-            </w:r>
-            <w:proofErr w:type="gramStart"/>
-            <w:r>
-              <w:t>m&gt;n</w:t>
-            </w:r>
-            <w:proofErr w:type="gramEnd"/>
-            <w:r>
-              <w:t>=True</w:t>
+              <w:t>n=0 m=1 ++m&gt;n=True</w:t>
             </w:r>
           </w:p>
         </w:tc>
@@ -14231,15 +13388,7 @@
           </w:tcPr>
           <w:p>
             <w:r>
-              <w:t>++</w:t>
-            </w:r>
-            <w:proofErr w:type="gramStart"/>
-            <w:r>
-              <w:t>m &gt;</w:t>
-            </w:r>
-            <w:proofErr w:type="gramEnd"/>
-            <w:r>
-              <w:t xml:space="preserve"> n</w:t>
+              <w:t>++m &gt; n</w:t>
             </w:r>
           </w:p>
         </w:tc>
@@ -14284,18 +13433,8 @@
             <w:shd w:val="clear" w:color="auto" w:fill="FFFFFF" w:themeFill="background1"/>
           </w:tcPr>
           <w:p>
-            <w:proofErr w:type="gramStart"/>
-            <w:r>
-              <w:t>Cos(</w:t>
-            </w:r>
-            <w:proofErr w:type="spellStart"/>
-            <w:proofErr w:type="gramEnd"/>
-            <w:r>
-              <w:t>Arctg</w:t>
-            </w:r>
-            <w:proofErr w:type="spellEnd"/>
-            <w:r>
-              <w:t>(x))=0.7071068</w:t>
+            <w:r>
+              <w:t>Cos(Arctg(x))=0.7071068</w:t>
             </w:r>
           </w:p>
         </w:tc>
@@ -14355,18 +13494,8 @@
             <w:shd w:val="clear" w:color="auto" w:fill="FFFFFF" w:themeFill="background1"/>
           </w:tcPr>
           <w:p>
-            <w:proofErr w:type="gramStart"/>
-            <w:r>
-              <w:t>Cos(</w:t>
-            </w:r>
-            <w:proofErr w:type="spellStart"/>
-            <w:proofErr w:type="gramEnd"/>
-            <w:r>
-              <w:t>Arctg</w:t>
-            </w:r>
-            <w:proofErr w:type="spellEnd"/>
-            <w:r>
-              <w:t>(x))=1</w:t>
+            <w:r>
+              <w:t>Cos(Arctg(x))=1</w:t>
             </w:r>
           </w:p>
         </w:tc>
@@ -14429,18 +13558,8 @@
             <w:shd w:val="clear" w:color="auto" w:fill="FFFFFF" w:themeFill="background1"/>
           </w:tcPr>
           <w:p>
-            <w:proofErr w:type="gramStart"/>
-            <w:r>
-              <w:t>Cos(</w:t>
-            </w:r>
-            <w:proofErr w:type="spellStart"/>
-            <w:proofErr w:type="gramEnd"/>
-            <w:r>
-              <w:t>Arctg</w:t>
-            </w:r>
-            <w:proofErr w:type="spellEnd"/>
-            <w:r>
-              <w:t>(x))=0.1961161</w:t>
+            <w:r>
+              <w:t>Cos(Arctg(x))=0.1961161</w:t>
             </w:r>
           </w:p>
         </w:tc>
@@ -14493,15 +13612,7 @@
           </w:tcPr>
           <w:p>
             <w:r>
-              <w:t xml:space="preserve">n="Hello </w:t>
-            </w:r>
-            <w:proofErr w:type="spellStart"/>
-            <w:r>
-              <w:t>word</w:t>
-            </w:r>
-            <w:proofErr w:type="spellEnd"/>
-            <w:r>
-              <w:t>"</w:t>
+              <w:t>n="Hello word"</w:t>
             </w:r>
           </w:p>
         </w:tc>
@@ -14533,13 +13644,8 @@
             <w:shd w:val="clear" w:color="auto" w:fill="FFFFFF" w:themeFill="background1"/>
           </w:tcPr>
           <w:p>
-            <w:proofErr w:type="spellStart"/>
-            <w:r>
-              <w:t>некорр</w:t>
-            </w:r>
-            <w:proofErr w:type="spellEnd"/>
-            <w:r>
-              <w:t>. ввод n</w:t>
+            <w:r>
+              <w:t>некорр. ввод n</w:t>
             </w:r>
           </w:p>
         </w:tc>
@@ -14574,15 +13680,7 @@
           </w:tcPr>
           <w:p>
             <w:r>
-              <w:t xml:space="preserve">m="Hello </w:t>
-            </w:r>
-            <w:proofErr w:type="spellStart"/>
-            <w:r>
-              <w:t>word</w:t>
-            </w:r>
-            <w:proofErr w:type="spellEnd"/>
-            <w:r>
-              <w:t>"</w:t>
+              <w:t>m="Hello word"</w:t>
             </w:r>
           </w:p>
         </w:tc>
@@ -14614,13 +13712,8 @@
             <w:shd w:val="clear" w:color="auto" w:fill="FFFFFF" w:themeFill="background1"/>
           </w:tcPr>
           <w:p>
-            <w:proofErr w:type="spellStart"/>
-            <w:r>
-              <w:t>некорр</w:t>
-            </w:r>
-            <w:proofErr w:type="spellEnd"/>
-            <w:r>
-              <w:t>. ввод m</w:t>
+            <w:r>
+              <w:t>некорр. ввод m</w:t>
             </w:r>
           </w:p>
         </w:tc>
@@ -14655,15 +13748,7 @@
           </w:tcPr>
           <w:p>
             <w:r>
-              <w:t xml:space="preserve">x="Hello </w:t>
-            </w:r>
-            <w:proofErr w:type="spellStart"/>
-            <w:r>
-              <w:t>word</w:t>
-            </w:r>
-            <w:proofErr w:type="spellEnd"/>
-            <w:r>
-              <w:t>"</w:t>
+              <w:t>x="Hello word"</w:t>
             </w:r>
           </w:p>
         </w:tc>
@@ -14695,13 +13780,8 @@
             <w:shd w:val="clear" w:color="auto" w:fill="FFFFFF" w:themeFill="background1"/>
           </w:tcPr>
           <w:p>
-            <w:proofErr w:type="spellStart"/>
-            <w:r>
-              <w:t>некорр</w:t>
-            </w:r>
-            <w:proofErr w:type="spellEnd"/>
-            <w:r>
-              <w:t>. ввод x</w:t>
+            <w:r>
+              <w:t>некорр. ввод x</w:t>
             </w:r>
           </w:p>
         </w:tc>
@@ -14800,21 +13880,12 @@
             <w:shd w:val="clear" w:color="auto" w:fill="FFFFFF" w:themeFill="background1"/>
           </w:tcPr>
           <w:p>
-            <w:proofErr w:type="spellStart"/>
             <w:r>
               <w:rPr>
                 <w:b/>
                 <w:bCs/>
               </w:rPr>
-              <w:t>Получ</w:t>
-            </w:r>
-            <w:proofErr w:type="spellEnd"/>
-            <w:r>
-              <w:rPr>
-                <w:b/>
-                <w:bCs/>
-              </w:rPr>
-              <w:t>.</w:t>
+              <w:t>Получ.</w:t>
             </w:r>
           </w:p>
         </w:tc>
@@ -15034,11 +14105,9 @@
             <w:shd w:val="clear" w:color="auto" w:fill="FFFFFF" w:themeFill="background1"/>
           </w:tcPr>
           <w:p>
-            <w:proofErr w:type="spellStart"/>
             <w:r>
               <w:t>False</w:t>
             </w:r>
-            <w:proofErr w:type="spellEnd"/>
           </w:p>
         </w:tc>
         <w:tc>
@@ -15059,15 +14128,7 @@
           </w:tcPr>
           <w:p>
             <w:r>
-              <w:t>левее области (</w:t>
-            </w:r>
-            <w:proofErr w:type="gramStart"/>
-            <w:r>
-              <w:t>x&lt;</w:t>
-            </w:r>
-            <w:proofErr w:type="gramEnd"/>
-            <w:r>
-              <w:t>0)</w:t>
+              <w:t>левее области (x&lt;0)</w:t>
             </w:r>
           </w:p>
         </w:tc>
@@ -15101,11 +14162,9 @@
             <w:shd w:val="clear" w:color="auto" w:fill="FFFFFF" w:themeFill="background1"/>
           </w:tcPr>
           <w:p>
-            <w:proofErr w:type="spellStart"/>
             <w:r>
               <w:t>False</w:t>
             </w:r>
-            <w:proofErr w:type="spellEnd"/>
           </w:p>
         </w:tc>
         <w:tc>
@@ -15160,11 +14219,9 @@
             <w:shd w:val="clear" w:color="auto" w:fill="FFFFFF" w:themeFill="background1"/>
           </w:tcPr>
           <w:p>
-            <w:proofErr w:type="spellStart"/>
             <w:r>
               <w:t>False</w:t>
             </w:r>
-            <w:proofErr w:type="spellEnd"/>
           </w:p>
         </w:tc>
         <w:tc>
@@ -15185,15 +14242,7 @@
           </w:tcPr>
           <w:p>
             <w:r>
-              <w:t>ниже области (</w:t>
-            </w:r>
-            <w:proofErr w:type="gramStart"/>
-            <w:r>
-              <w:t>y&lt;</w:t>
-            </w:r>
-            <w:proofErr w:type="gramEnd"/>
-            <w:r>
-              <w:t>-7)</w:t>
+              <w:t>ниже области (y&lt;-7)</w:t>
             </w:r>
           </w:p>
         </w:tc>
@@ -15227,11 +14276,9 @@
             <w:shd w:val="clear" w:color="auto" w:fill="FFFFFF" w:themeFill="background1"/>
           </w:tcPr>
           <w:p>
-            <w:proofErr w:type="spellStart"/>
             <w:r>
               <w:t>False</w:t>
             </w:r>
-            <w:proofErr w:type="spellEnd"/>
           </w:p>
         </w:tc>
         <w:tc>
@@ -15276,15 +14323,7 @@
           </w:tcPr>
           <w:p>
             <w:r>
-              <w:t xml:space="preserve">x="Hello </w:t>
-            </w:r>
-            <w:proofErr w:type="spellStart"/>
-            <w:r>
-              <w:t>word</w:t>
-            </w:r>
-            <w:proofErr w:type="spellEnd"/>
-            <w:r>
-              <w:t>"</w:t>
+              <w:t>x="Hello word"</w:t>
             </w:r>
           </w:p>
         </w:tc>
@@ -15316,13 +14355,8 @@
             <w:shd w:val="clear" w:color="auto" w:fill="FFFFFF" w:themeFill="background1"/>
           </w:tcPr>
           <w:p>
-            <w:proofErr w:type="spellStart"/>
-            <w:r>
-              <w:t>некорр</w:t>
-            </w:r>
-            <w:proofErr w:type="spellEnd"/>
-            <w:r>
-              <w:t>. ввод x</w:t>
+            <w:r>
+              <w:t>некорр. ввод x</w:t>
             </w:r>
           </w:p>
         </w:tc>
@@ -15346,15 +14380,7 @@
           </w:tcPr>
           <w:p>
             <w:r>
-              <w:t xml:space="preserve">y="Hello </w:t>
-            </w:r>
-            <w:proofErr w:type="spellStart"/>
-            <w:r>
-              <w:t>word</w:t>
-            </w:r>
-            <w:proofErr w:type="spellEnd"/>
-            <w:r>
-              <w:t>"</w:t>
+              <w:t>y="Hello word"</w:t>
             </w:r>
           </w:p>
         </w:tc>
@@ -15386,13 +14412,8 @@
             <w:shd w:val="clear" w:color="auto" w:fill="FFFFFF" w:themeFill="background1"/>
           </w:tcPr>
           <w:p>
-            <w:proofErr w:type="spellStart"/>
-            <w:r>
-              <w:t>некорр</w:t>
-            </w:r>
-            <w:proofErr w:type="spellEnd"/>
-            <w:r>
-              <w:t>. ввод y</w:t>
+            <w:r>
+              <w:t>некорр. ввод y</w:t>
             </w:r>
           </w:p>
         </w:tc>
@@ -15491,21 +14512,12 @@
             <w:shd w:val="clear" w:color="auto" w:fill="FFFFFF" w:themeFill="background1"/>
           </w:tcPr>
           <w:p>
-            <w:proofErr w:type="spellStart"/>
             <w:r>
               <w:rPr>
                 <w:b/>
                 <w:bCs/>
               </w:rPr>
-              <w:t>Получ</w:t>
-            </w:r>
-            <w:proofErr w:type="spellEnd"/>
-            <w:r>
-              <w:rPr>
-                <w:b/>
-                <w:bCs/>
-              </w:rPr>
-              <w:t>.</w:t>
+              <w:t>Получ.</w:t>
             </w:r>
           </w:p>
         </w:tc>
@@ -15554,29 +14566,8 @@
             <w:shd w:val="clear" w:color="auto" w:fill="FFFFFF" w:themeFill="background1"/>
           </w:tcPr>
           <w:p>
-            <w:proofErr w:type="spellStart"/>
-            <w:r>
-              <w:t>Result</w:t>
-            </w:r>
-            <w:proofErr w:type="spellEnd"/>
-            <w:r>
-              <w:t xml:space="preserve"> </w:t>
-            </w:r>
-            <w:proofErr w:type="spellStart"/>
-            <w:r>
-              <w:t>for</w:t>
-            </w:r>
-            <w:proofErr w:type="spellEnd"/>
-            <w:r>
-              <w:t xml:space="preserve"> </w:t>
-            </w:r>
-            <w:proofErr w:type="spellStart"/>
-            <w:r>
-              <w:t>float</w:t>
-            </w:r>
-            <w:proofErr w:type="spellEnd"/>
-            <w:r>
-              <w:t>: 1.14688</w:t>
+            <w:r>
+              <w:t>Result for float: 1.14688</w:t>
             </w:r>
           </w:p>
         </w:tc>
@@ -15598,15 +14589,7 @@
           </w:tcPr>
           <w:p>
             <w:r>
-              <w:t xml:space="preserve">истинное значение=1; погрешность ≈14.7% (потеря точности </w:t>
-            </w:r>
-            <w:proofErr w:type="spellStart"/>
-            <w:r>
-              <w:t>float</w:t>
-            </w:r>
-            <w:proofErr w:type="spellEnd"/>
-            <w:r>
-              <w:t>)</w:t>
+              <w:t>истинное значение=1; погрешность ≈14.7% (потеря точности float)</w:t>
             </w:r>
           </w:p>
         </w:tc>
@@ -15640,29 +14623,8 @@
             <w:shd w:val="clear" w:color="auto" w:fill="FFFFFF" w:themeFill="background1"/>
           </w:tcPr>
           <w:p>
-            <w:proofErr w:type="spellStart"/>
-            <w:r>
-              <w:t>Result</w:t>
-            </w:r>
-            <w:proofErr w:type="spellEnd"/>
-            <w:r>
-              <w:t xml:space="preserve"> </w:t>
-            </w:r>
-            <w:proofErr w:type="spellStart"/>
-            <w:r>
-              <w:t>for</w:t>
-            </w:r>
-            <w:proofErr w:type="spellEnd"/>
-            <w:r>
-              <w:t xml:space="preserve"> </w:t>
-            </w:r>
-            <w:proofErr w:type="spellStart"/>
-            <w:r>
-              <w:t>double</w:t>
-            </w:r>
-            <w:proofErr w:type="spellEnd"/>
-            <w:r>
-              <w:t>: 0.99999999999999</w:t>
+            <w:r>
+              <w:t>Result for double: 0.99999999999999</w:t>
             </w:r>
           </w:p>
         </w:tc>
@@ -15684,15 +14646,7 @@
           </w:tcPr>
           <w:p>
             <w:r>
-              <w:t>истинное значение=1; погрешность ≈1e-14 (</w:t>
-            </w:r>
-            <w:proofErr w:type="spellStart"/>
-            <w:r>
-              <w:t>double</w:t>
-            </w:r>
-            <w:proofErr w:type="spellEnd"/>
-            <w:r>
-              <w:t xml:space="preserve"> точнее)</w:t>
+              <w:t>истинное значение=1; погрешность ≈1e-14 (double точнее)</w:t>
             </w:r>
           </w:p>
         </w:tc>
@@ -15998,15 +14952,8 @@
             <w:shd w:val="clear" w:color="auto" w:fill="FFFFFF" w:themeFill="background1"/>
           </w:tcPr>
           <w:p>
-            <w:proofErr w:type="spellStart"/>
-            <w:proofErr w:type="gramStart"/>
-            <w:r>
-              <w:t>n,m</w:t>
-            </w:r>
-            <w:proofErr w:type="spellEnd"/>
-            <w:proofErr w:type="gramEnd"/>
-            <w:r>
-              <w:t xml:space="preserve"> — целые положительные</w:t>
+            <w:r>
+              <w:t>n,m — целые положительные</w:t>
             </w:r>
           </w:p>
         </w:tc>
@@ -16123,15 +15070,8 @@
             <w:shd w:val="clear" w:color="auto" w:fill="FFFFFF" w:themeFill="background1"/>
           </w:tcPr>
           <w:p>
-            <w:proofErr w:type="spellStart"/>
-            <w:proofErr w:type="gramStart"/>
-            <w:r>
-              <w:t>n,m</w:t>
-            </w:r>
-            <w:proofErr w:type="spellEnd"/>
-            <w:proofErr w:type="gramEnd"/>
-            <w:r>
-              <w:t xml:space="preserve"> — целые отрицательные</w:t>
+            <w:r>
+              <w:t>n,m — целые отрицательные</w:t>
             </w:r>
           </w:p>
         </w:tc>
@@ -16248,15 +15188,8 @@
             <w:shd w:val="clear" w:color="auto" w:fill="FFFFFF" w:themeFill="background1"/>
           </w:tcPr>
           <w:p>
-            <w:proofErr w:type="spellStart"/>
-            <w:proofErr w:type="gramStart"/>
-            <w:r>
-              <w:t>n,m</w:t>
-            </w:r>
-            <w:proofErr w:type="spellEnd"/>
-            <w:proofErr w:type="gramEnd"/>
-            <w:r>
-              <w:t xml:space="preserve"> — ноль </w:t>
+            <w:r>
+              <w:t xml:space="preserve">n,m — ноль </w:t>
             </w:r>
           </w:p>
         </w:tc>
@@ -17606,13 +16539,8 @@
               <w:t>—</w:t>
             </w:r>
             <w:r>
-              <w:t xml:space="preserve"> </w:t>
-            </w:r>
-            <w:proofErr w:type="spellStart"/>
-            <w:r>
-              <w:t>true</w:t>
-            </w:r>
-            <w:proofErr w:type="spellEnd"/>
+              <w:t xml:space="preserve"> true</w:t>
+            </w:r>
           </w:p>
         </w:tc>
         <w:tc>
@@ -17732,13 +16660,8 @@
           </w:tcPr>
           <w:p>
             <w:r>
-              <w:t xml:space="preserve">m--&lt;n — </w:t>
-            </w:r>
-            <w:proofErr w:type="spellStart"/>
-            <w:r>
-              <w:t>false</w:t>
-            </w:r>
-            <w:proofErr w:type="spellEnd"/>
+              <w:t>m--&lt;n — false</w:t>
+            </w:r>
           </w:p>
         </w:tc>
         <w:tc>
@@ -17855,15 +16778,7 @@
           </w:tcPr>
           <w:p>
             <w:r>
-              <w:t>++</w:t>
-            </w:r>
-            <w:proofErr w:type="gramStart"/>
-            <w:r>
-              <w:t>m&gt;n</w:t>
-            </w:r>
-            <w:proofErr w:type="gramEnd"/>
-            <w:r>
-              <w:t xml:space="preserve"> — true</w:t>
+              <w:t>++m&gt;n — true</w:t>
             </w:r>
           </w:p>
         </w:tc>
@@ -17981,15 +16896,7 @@
           </w:tcPr>
           <w:p>
             <w:r>
-              <w:t>++</w:t>
-            </w:r>
-            <w:proofErr w:type="gramStart"/>
-            <w:r>
-              <w:t>m&gt;n</w:t>
-            </w:r>
-            <w:proofErr w:type="gramEnd"/>
-            <w:r>
-              <w:t xml:space="preserve"> — false</w:t>
+              <w:t>++m&gt;n — false</w:t>
             </w:r>
           </w:p>
         </w:tc>
@@ -18109,18 +17016,8 @@
             <w:shd w:val="clear" w:color="auto" w:fill="FFFFFF" w:themeFill="background1"/>
           </w:tcPr>
           <w:p>
-            <w:proofErr w:type="gramStart"/>
-            <w:r>
-              <w:t>Cos(</w:t>
-            </w:r>
-            <w:proofErr w:type="spellStart"/>
-            <w:proofErr w:type="gramEnd"/>
-            <w:r>
-              <w:t>Arctg</w:t>
-            </w:r>
-            <w:proofErr w:type="spellEnd"/>
-            <w:r>
-              <w:t>(x))</w:t>
+            <w:r>
+              <w:t>Cos(Arctg(x))</w:t>
             </w:r>
             <w:r>
               <w:t>=</w:t>
@@ -18243,18 +17140,8 @@
             <w:shd w:val="clear" w:color="auto" w:fill="FFFFFF" w:themeFill="background1"/>
           </w:tcPr>
           <w:p>
-            <w:proofErr w:type="gramStart"/>
-            <w:r>
-              <w:t>Cos(</w:t>
-            </w:r>
-            <w:proofErr w:type="spellStart"/>
-            <w:proofErr w:type="gramEnd"/>
-            <w:r>
-              <w:t>Arctg</w:t>
-            </w:r>
-            <w:proofErr w:type="spellEnd"/>
-            <w:r>
-              <w:t>(x)) — среднее</w:t>
+            <w:r>
+              <w:t>Cos(Arctg(x)) — среднее</w:t>
             </w:r>
           </w:p>
         </w:tc>
@@ -18371,18 +17258,8 @@
             <w:shd w:val="clear" w:color="auto" w:fill="FFFFFF" w:themeFill="background1"/>
           </w:tcPr>
           <w:p>
-            <w:proofErr w:type="gramStart"/>
-            <w:r>
-              <w:t>Cos(</w:t>
-            </w:r>
-            <w:proofErr w:type="spellStart"/>
-            <w:proofErr w:type="gramEnd"/>
-            <w:r>
-              <w:t>Arctg</w:t>
-            </w:r>
-            <w:proofErr w:type="spellEnd"/>
-            <w:r>
-              <w:t>(x)) — близко к 0</w:t>
+            <w:r>
+              <w:t>Cos(Arctg(x)) — близко к 0</w:t>
             </w:r>
           </w:p>
         </w:tc>
@@ -18507,7 +17384,13 @@
         <w:t>ы</w:t>
       </w:r>
       <w:r>
-        <w:t xml:space="preserve"> выходных </w:t>
+        <w:t xml:space="preserve"> </w:t>
+      </w:r>
+      <w:r>
+        <w:t>входных</w:t>
+      </w:r>
+      <w:r>
+        <w:t xml:space="preserve"> </w:t>
       </w:r>
       <w:r>
         <w:t xml:space="preserve">и выходных </w:t>
@@ -19730,15 +18613,7 @@
           </w:tcPr>
           <w:p>
             <w:r>
-              <w:t xml:space="preserve">точка выше </w:t>
-            </w:r>
-            <w:proofErr w:type="spellStart"/>
-            <w:r>
-              <w:t>диаг</w:t>
-            </w:r>
-            <w:proofErr w:type="spellEnd"/>
-            <w:r>
-              <w:t>. границы (y&gt;5-x)</w:t>
+              <w:t>точка выше диаг. границы (y&gt;5-x)</w:t>
             </w:r>
           </w:p>
         </w:tc>
@@ -20602,11 +19477,9 @@
             <w:shd w:val="clear" w:color="auto" w:fill="FFFFFF" w:themeFill="background1"/>
           </w:tcPr>
           <w:p>
-            <w:proofErr w:type="spellStart"/>
             <w:r>
               <w:t>true</w:t>
             </w:r>
-            <w:proofErr w:type="spellEnd"/>
           </w:p>
         </w:tc>
         <w:tc>
@@ -20728,11 +19601,9 @@
             <w:shd w:val="clear" w:color="auto" w:fill="FFFFFF" w:themeFill="background1"/>
           </w:tcPr>
           <w:p>
-            <w:proofErr w:type="spellStart"/>
             <w:r>
               <w:t>false</w:t>
             </w:r>
-            <w:proofErr w:type="spellEnd"/>
           </w:p>
         </w:tc>
         <w:tc>
@@ -20853,7 +19724,13 @@
         <w:spacing w:after="120"/>
       </w:pPr>
       <w:r>
-        <w:t xml:space="preserve">Покрытие: все классы выходных и выходных данных покрыты тестами — 100% </w:t>
+        <w:t xml:space="preserve">Покрытие: все классы </w:t>
+      </w:r>
+      <w:r>
+        <w:t>входных</w:t>
+      </w:r>
+      <w:r>
+        <w:t xml:space="preserve"> и выходных данных покрыты тестами — 100% </w:t>
       </w:r>
     </w:p>
     <w:p>
@@ -20892,7 +19769,6 @@
         </w:rPr>
         <w:t xml:space="preserve">Входные данные заданы константами, ввод с клавиатуры отсутствует, поэтому единственный класс входных данных (фиксированные </w:t>
       </w:r>
-      <w:proofErr w:type="spellStart"/>
       <w:proofErr w:type="gramStart"/>
       <w:r>
         <w:rPr>
@@ -20901,46 +19777,13 @@
         </w:rPr>
         <w:t>a,b</w:t>
       </w:r>
-      <w:proofErr w:type="spellEnd"/>
       <w:proofErr w:type="gramEnd"/>
       <w:r>
         <w:rPr>
           <w:sz w:val="28"/>
           <w:szCs w:val="28"/>
         </w:rPr>
-        <w:t xml:space="preserve">) и оба класса выходных данных (результат в </w:t>
-      </w:r>
-      <w:proofErr w:type="spellStart"/>
-      <w:r>
-        <w:rPr>
-          <w:sz w:val="28"/>
-          <w:szCs w:val="28"/>
-        </w:rPr>
-        <w:t>float</w:t>
-      </w:r>
-      <w:proofErr w:type="spellEnd"/>
-      <w:r>
-        <w:rPr>
-          <w:sz w:val="28"/>
-          <w:szCs w:val="28"/>
-        </w:rPr>
-        <w:t xml:space="preserve">, результат в </w:t>
-      </w:r>
-      <w:proofErr w:type="spellStart"/>
-      <w:r>
-        <w:rPr>
-          <w:sz w:val="28"/>
-          <w:szCs w:val="28"/>
-        </w:rPr>
-        <w:t>double</w:t>
-      </w:r>
-      <w:proofErr w:type="spellEnd"/>
-      <w:r>
-        <w:rPr>
-          <w:sz w:val="28"/>
-          <w:szCs w:val="28"/>
-        </w:rPr>
-        <w:t>) покрыты тестами T1 и T2 — 100%.</w:t>
+        <w:t>) и оба класса выходных данных (результат в float, результат в double) покрыты тестами T1 и T2 — 100%.</w:t>
       </w:r>
     </w:p>
     <w:p>
@@ -22056,13 +20899,8 @@
           </w:tcPr>
           <w:p>
             <w:r>
-              <w:t xml:space="preserve">m--&lt;n = </w:t>
-            </w:r>
-            <w:proofErr w:type="spellStart"/>
-            <w:r>
-              <w:t>false</w:t>
-            </w:r>
-            <w:proofErr w:type="spellEnd"/>
+              <w:t>m--&lt;n = false</w:t>
+            </w:r>
           </w:p>
         </w:tc>
         <w:tc>
@@ -23084,13 +21922,8 @@
           </w:tcPr>
           <w:p>
             <w:r>
-              <w:t xml:space="preserve">x&gt;=0 = </w:t>
-            </w:r>
-            <w:proofErr w:type="spellStart"/>
-            <w:r>
-              <w:t>true</w:t>
-            </w:r>
-            <w:proofErr w:type="spellEnd"/>
+              <w:t>x&gt;=0 = true</w:t>
+            </w:r>
           </w:p>
         </w:tc>
         <w:tc>
@@ -23211,13 +22044,8 @@
           </w:tcPr>
           <w:p>
             <w:r>
-              <w:t xml:space="preserve">x&gt;=0 = </w:t>
-            </w:r>
-            <w:proofErr w:type="spellStart"/>
-            <w:r>
-              <w:t>false</w:t>
-            </w:r>
-            <w:proofErr w:type="spellEnd"/>
+              <w:t>x&gt;=0 = false</w:t>
+            </w:r>
           </w:p>
         </w:tc>
         <w:tc>
@@ -23328,13 +22156,8 @@
             </w:r>
             <w:proofErr w:type="gramEnd"/>
             <w:r>
-              <w:t xml:space="preserve">=5 = </w:t>
-            </w:r>
-            <w:proofErr w:type="spellStart"/>
-            <w:r>
-              <w:t>true</w:t>
-            </w:r>
-            <w:proofErr w:type="spellEnd"/>
+              <w:t>=5 = true</w:t>
+            </w:r>
           </w:p>
         </w:tc>
         <w:tc>
@@ -23457,13 +22280,8 @@
             </w:r>
             <w:proofErr w:type="gramEnd"/>
             <w:r>
-              <w:t xml:space="preserve">=5 = </w:t>
-            </w:r>
-            <w:proofErr w:type="spellStart"/>
-            <w:r>
-              <w:t>false</w:t>
-            </w:r>
-            <w:proofErr w:type="spellEnd"/>
+              <w:t>=5 = false</w:t>
+            </w:r>
           </w:p>
         </w:tc>
         <w:tc>
@@ -23574,13 +22392,8 @@
             </w:r>
             <w:proofErr w:type="gramEnd"/>
             <w:r>
-              <w:t xml:space="preserve">-7 = </w:t>
-            </w:r>
-            <w:proofErr w:type="spellStart"/>
-            <w:r>
-              <w:t>true</w:t>
-            </w:r>
-            <w:proofErr w:type="spellEnd"/>
+              <w:t>-7 = true</w:t>
+            </w:r>
           </w:p>
         </w:tc>
         <w:tc>
@@ -23700,13 +22513,8 @@
             </w:r>
             <w:proofErr w:type="gramEnd"/>
             <w:r>
-              <w:t xml:space="preserve">-7 = </w:t>
-            </w:r>
-            <w:proofErr w:type="spellStart"/>
-            <w:r>
-              <w:t>false</w:t>
-            </w:r>
-            <w:proofErr w:type="spellEnd"/>
+              <w:t>-7 = false</w:t>
+            </w:r>
           </w:p>
         </w:tc>
         <w:tc>
@@ -23934,13 +22742,8 @@
             </w:r>
             <w:proofErr w:type="gramEnd"/>
             <w:r>
-              <w:t xml:space="preserve">=5-x = </w:t>
-            </w:r>
-            <w:proofErr w:type="spellStart"/>
-            <w:r>
-              <w:t>false</w:t>
-            </w:r>
-            <w:proofErr w:type="spellEnd"/>
+              <w:t>=5-x = false</w:t>
+            </w:r>
           </w:p>
         </w:tc>
         <w:tc>
@@ -24034,23 +22837,7 @@
       </w:pPr>
       <w:r>
         <w:lastRenderedPageBreak/>
-        <w:t>Покрытие: все ветви обоих циклов ввода и обе ветви (</w:t>
-      </w:r>
-      <w:proofErr w:type="spellStart"/>
-      <w:r>
-        <w:t>true</w:t>
-      </w:r>
-      <w:proofErr w:type="spellEnd"/>
-      <w:r>
-        <w:t>/</w:t>
-      </w:r>
-      <w:proofErr w:type="spellStart"/>
-      <w:r>
-        <w:t>false</w:t>
-      </w:r>
-      <w:proofErr w:type="spellEnd"/>
-      <w:r>
-        <w:t>) каждого из четырёх условий логического выражения покрыты — 100%</w:t>
+        <w:t>Покрытие: все ветви обоих циклов ввода и обе ветви (true/false) каждого из четырёх условий логического выражения покрыты — 100%</w:t>
       </w:r>
       <w:r>
         <w:t>.</w:t>
